--- a/06-学生侧材料/讲义/2026-06-23-醇醚胺酚.docx
+++ b/06-学生侧材料/讲义/2026-06-23-醇醚胺酚.docx
@@ -2,7 +2,7 @@
 <file path=word/document.xml><?xml version="1.0" encoding="utf-8"?>
 <w:document xmlns:w="http://schemas.openxmlformats.org/wordprocessingml/2006/main" xmlns:m="http://schemas.openxmlformats.org/officeDocument/2006/math" xmlns:r="http://schemas.openxmlformats.org/officeDocument/2006/relationships" xmlns:o="urn:schemas-microsoft-com:office:office" xmlns:v="urn:schemas-microsoft-com:vml" xmlns:w10="urn:schemas-microsoft-com:office:word" xmlns:a="http://schemas.openxmlformats.org/drawingml/2006/main" xmlns:pic="http://schemas.openxmlformats.org/drawingml/2006/picture" xmlns:wp="http://schemas.openxmlformats.org/drawingml/2006/wordprocessingDrawing">
   <w:body>
-    <w:bookmarkStart w:id="45" w:name="第五讲醇醚胺酚"/>
+    <w:bookmarkStart w:id="48" w:name="第五讲醇醚胺酚"/>
     <w:p>
       <w:pPr>
         <w:pStyle w:val="Heading1"/>
@@ -213,7 +213,7 @@
       </w:r>
     </w:p>
     <w:bookmarkEnd w:id="9"/>
-    <w:bookmarkStart w:id="27" w:name="一核心概念"/>
+    <w:bookmarkStart w:id="30" w:name="一核心概念"/>
     <w:p>
       <w:pPr>
         <w:pStyle w:val="Heading2"/>
@@ -225,7 +225,7 @@
         <w:t xml:space="preserve">一、核心概念</w:t>
       </w:r>
     </w:p>
-    <w:bookmarkStart w:id="14" w:name="醇-alcohols"/>
+    <w:bookmarkStart w:id="17" w:name="醇-alcohols"/>
     <w:p>
       <w:pPr>
         <w:pStyle w:val="Heading3"/>
@@ -243,7 +243,7 @@
         <w:t xml:space="preserve"> (Alcohols)</w:t>
       </w:r>
     </w:p>
-    <w:bookmarkStart w:id="10" w:name="分类与结构"/>
+    <w:bookmarkStart w:id="13" w:name="分类与结构"/>
     <w:p>
       <w:pPr>
         <w:pStyle w:val="Heading4"/>
@@ -308,7 +308,7 @@
           <w:p>
             <w:pPr>
               <w:pStyle w:val="Compact"/>
-              <w:jc w:val="left"/>
+              <w:jc w:val="center"/>
             </w:pPr>
             <w:r>
               <w:rPr>
@@ -324,7 +324,7 @@
           <w:p>
             <w:pPr>
               <w:pStyle w:val="Compact"/>
-              <w:jc w:val="left"/>
+              <w:jc w:val="center"/>
             </w:pPr>
             <w:r>
               <w:rPr>
@@ -340,7 +340,7 @@
           <w:p>
             <w:pPr>
               <w:pStyle w:val="Compact"/>
-              <w:jc w:val="left"/>
+              <w:jc w:val="center"/>
             </w:pPr>
             <w:r>
               <w:rPr>
@@ -356,7 +356,7 @@
           <w:p>
             <w:pPr>
               <w:pStyle w:val="Compact"/>
-              <w:jc w:val="left"/>
+              <w:jc w:val="center"/>
             </w:pPr>
             <w:r>
               <w:rPr>
@@ -374,7 +374,7 @@
           <w:p>
             <w:pPr>
               <w:pStyle w:val="Compact"/>
-              <w:jc w:val="left"/>
+              <w:jc w:val="center"/>
             </w:pPr>
             <w:r>
               <w:rPr>
@@ -389,7 +389,7 @@
           <w:p>
             <w:pPr>
               <w:pStyle w:val="Compact"/>
-              <w:jc w:val="left"/>
+              <w:jc w:val="center"/>
             </w:pPr>
             <w:r>
               <w:rPr>
@@ -404,7 +404,7 @@
           <w:p>
             <w:pPr>
               <w:pStyle w:val="Compact"/>
-              <w:jc w:val="left"/>
+              <w:jc w:val="center"/>
             </w:pPr>
             <w:r>
               <w:rPr>
@@ -419,7 +419,7 @@
           <w:p>
             <w:pPr>
               <w:pStyle w:val="Compact"/>
-              <w:jc w:val="left"/>
+              <w:jc w:val="center"/>
             </w:pPr>
             <w:r>
               <w:rPr>
@@ -436,7 +436,7 @@
           <w:p>
             <w:pPr>
               <w:pStyle w:val="Compact"/>
-              <w:jc w:val="left"/>
+              <w:jc w:val="center"/>
             </w:pPr>
             <w:r>
               <w:rPr>
@@ -451,7 +451,7 @@
           <w:p>
             <w:pPr>
               <w:pStyle w:val="Compact"/>
-              <w:jc w:val="left"/>
+              <w:jc w:val="center"/>
             </w:pPr>
             <w:r>
               <w:rPr>
@@ -466,7 +466,7 @@
           <w:p>
             <w:pPr>
               <w:pStyle w:val="Compact"/>
-              <w:jc w:val="left"/>
+              <w:jc w:val="center"/>
             </w:pPr>
             <w:r>
               <w:rPr>
@@ -481,7 +481,7 @@
           <w:p>
             <w:pPr>
               <w:pStyle w:val="Compact"/>
-              <w:jc w:val="left"/>
+              <w:jc w:val="center"/>
             </w:pPr>
             <w:r>
               <w:rPr>
@@ -498,7 +498,7 @@
           <w:p>
             <w:pPr>
               <w:pStyle w:val="Compact"/>
-              <w:jc w:val="left"/>
+              <w:jc w:val="center"/>
             </w:pPr>
             <w:r>
               <w:rPr>
@@ -513,7 +513,7 @@
           <w:p>
             <w:pPr>
               <w:pStyle w:val="Compact"/>
-              <w:jc w:val="left"/>
+              <w:jc w:val="center"/>
             </w:pPr>
             <w:r>
               <w:rPr>
@@ -528,7 +528,7 @@
           <w:p>
             <w:pPr>
               <w:pStyle w:val="Compact"/>
-              <w:jc w:val="left"/>
+              <w:jc w:val="center"/>
             </w:pPr>
             <w:r>
               <w:rPr>
@@ -543,7 +543,7 @@
           <w:p>
             <w:pPr>
               <w:pStyle w:val="Compact"/>
-              <w:jc w:val="left"/>
+              <w:jc w:val="center"/>
             </w:pPr>
             <w:r>
               <w:rPr>
@@ -560,7 +560,7 @@
           <w:p>
             <w:pPr>
               <w:pStyle w:val="Compact"/>
-              <w:jc w:val="left"/>
+              <w:jc w:val="center"/>
             </w:pPr>
             <w:r>
               <w:rPr>
@@ -575,7 +575,7 @@
           <w:p>
             <w:pPr>
               <w:pStyle w:val="Compact"/>
-              <w:jc w:val="left"/>
+              <w:jc w:val="center"/>
             </w:pPr>
             <w:r>
               <w:rPr>
@@ -590,7 +590,7 @@
           <w:p>
             <w:pPr>
               <w:pStyle w:val="Compact"/>
-              <w:jc w:val="left"/>
+              <w:jc w:val="center"/>
             </w:pPr>
             <w:r>
               <w:rPr>
@@ -605,7 +605,7 @@
           <w:p>
             <w:pPr>
               <w:pStyle w:val="Compact"/>
-              <w:jc w:val="left"/>
+              <w:jc w:val="center"/>
             </w:pPr>
             <w:r>
               <w:rPr>
@@ -622,7 +622,7 @@
           <w:p>
             <w:pPr>
               <w:pStyle w:val="Compact"/>
-              <w:jc w:val="left"/>
+              <w:jc w:val="center"/>
             </w:pPr>
             <w:r>
               <w:rPr>
@@ -637,7 +637,7 @@
           <w:p>
             <w:pPr>
               <w:pStyle w:val="Compact"/>
-              <w:jc w:val="left"/>
+              <w:jc w:val="center"/>
             </w:pPr>
             <w:r>
               <w:rPr>
@@ -652,7 +652,7 @@
           <w:p>
             <w:pPr>
               <w:pStyle w:val="Compact"/>
-              <w:jc w:val="left"/>
+              <w:jc w:val="center"/>
             </w:pPr>
             <w:r>
               <w:rPr>
@@ -667,7 +667,7 @@
           <w:p>
             <w:pPr>
               <w:pStyle w:val="Compact"/>
-              <w:jc w:val="left"/>
+              <w:jc w:val="center"/>
             </w:pPr>
             <w:r>
               <w:rPr>
@@ -707,8 +707,174 @@
         <w:t xml:space="preserve">沸点远高于同碳数烷烃。低级醇与水互溶（与水形成氢键），随碳链增长溶解度下降。</w:t>
       </w:r>
     </w:p>
-    <w:bookmarkEnd w:id="10"/>
-    <w:bookmarkStart w:id="11" w:name="醇的酸性与碱性"/>
+    <w:p>
+      <w:pPr>
+        <w:pStyle w:val="BodyText"/>
+        <w:jc w:val="center"/>
+      </w:pPr>
+      <w:r>
+        <w:rPr>
+          <w:b w:val="0"/>
+          <w:i w:val="0"/>
+          <w:sz w:val="21"/>
+        </w:rPr>
+        <w:drawing>
+          <wp:inline>
+            <wp:extent cx="5334000" cy="2144268"/>
+            <wp:effectExtent b="0" l="0" r="0" t="0"/>
+            <wp:docPr descr="醇分子间的氢键" title="" id="11" name="Picture"/>
+            <a:graphic>
+              <a:graphicData uri="http://schemas.openxmlformats.org/drawingml/2006/picture">
+                <pic:pic>
+                  <pic:nvPicPr>
+                    <pic:cNvPr descr="media/hbondalcohol.png" id="12" name="Picture"/>
+                    <pic:cNvPicPr>
+                      <a:picLocks noChangeArrowheads="1" noChangeAspect="1"/>
+                    </pic:cNvPicPr>
+                  </pic:nvPicPr>
+                  <pic:blipFill>
+                    <a:blip r:embed="rId10"/>
+                    <a:stretch>
+                      <a:fillRect/>
+                    </a:stretch>
+                  </pic:blipFill>
+                  <pic:spPr bwMode="auto">
+                    <a:xfrm>
+                      <a:off x="0" y="0"/>
+                      <a:ext cx="5334000" cy="2144268"/>
+                    </a:xfrm>
+                    <a:prstGeom prst="rect">
+                      <a:avLst/>
+                    </a:prstGeom>
+                    <a:noFill/>
+                    <a:ln w="9525">
+                      <a:noFill/>
+                      <a:headEnd/>
+                      <a:tailEnd/>
+                    </a:ln>
+                  </pic:spPr>
+                </pic:pic>
+              </a:graphicData>
+            </a:graphic>
+          </wp:inline>
+        </w:drawing>
+      </w:r>
+      <w:r>
+        <w:rPr>
+          <w:b w:val="0"/>
+          <w:i w:val="0"/>
+          <w:sz w:val="21"/>
+        </w:rPr>
+        <w:t xml:space="preserve"> </w:t>
+      </w:r>
+      <w:r>
+        <w:rPr>
+          <w:rFonts w:hint="eastAsia" w:eastAsia="FangSong" w:ascii="Times New Roman" w:hAnsi="Times New Roman"/>
+          <w:b w:val="0"/>
+          <w:i w:val="0"/>
+          <w:iCs/>
+          <w:sz w:val="21"/>
+        </w:rPr>
+        <w:t xml:space="preserve">图</w:t>
+      </w:r>
+      <w:r>
+        <w:rPr>
+          <w:b w:val="0"/>
+          <w:i w:val="0"/>
+          <w:iCs/>
+          <w:sz w:val="21"/>
+        </w:rPr>
+        <w:t xml:space="preserve"> </w:t>
+      </w:r>
+      <w:r>
+        <w:rPr>
+          <w:rFonts w:hint="eastAsia" w:eastAsia="FangSong" w:ascii="Times New Roman" w:hAnsi="Times New Roman"/>
+          <w:b w:val="0"/>
+          <w:i w:val="0"/>
+          <w:iCs/>
+          <w:sz w:val="21"/>
+        </w:rPr>
+        <w:t xml:space="preserve">醇分子间的氢键作用。醇羟基的</w:t>
+      </w:r>
+      <w:r>
+        <w:rPr>
+          <w:b w:val="0"/>
+          <w:i w:val="0"/>
+          <w:iCs/>
+          <w:sz w:val="21"/>
+        </w:rPr>
+        <w:t xml:space="preserve"> O-H </w:t>
+      </w:r>
+      <w:r>
+        <w:rPr>
+          <w:rFonts w:hint="eastAsia" w:eastAsia="FangSong" w:ascii="Times New Roman" w:hAnsi="Times New Roman"/>
+          <w:b w:val="0"/>
+          <w:i w:val="0"/>
+          <w:iCs/>
+          <w:sz w:val="21"/>
+        </w:rPr>
+        <w:t xml:space="preserve">与另一分子醇的</w:t>
+      </w:r>
+      <w:r>
+        <w:rPr>
+          <w:b w:val="0"/>
+          <w:i w:val="0"/>
+          <w:iCs/>
+          <w:sz w:val="21"/>
+        </w:rPr>
+        <w:t xml:space="preserve"> O </w:t>
+      </w:r>
+      <w:r>
+        <w:rPr>
+          <w:rFonts w:hint="eastAsia" w:eastAsia="FangSong" w:ascii="Times New Roman" w:hAnsi="Times New Roman"/>
+          <w:b w:val="0"/>
+          <w:i w:val="0"/>
+          <w:iCs/>
+          <w:sz w:val="21"/>
+        </w:rPr>
+        <w:t xml:space="preserve">原子形成</w:t>
+      </w:r>
+      <w:r>
+        <w:rPr>
+          <w:b w:val="0"/>
+          <w:i w:val="0"/>
+          <w:iCs/>
+          <w:sz w:val="21"/>
+        </w:rPr>
+        <w:t xml:space="preserve"> O-H···O </w:t>
+      </w:r>
+      <w:r>
+        <w:rPr>
+          <w:rFonts w:hint="eastAsia" w:eastAsia="FangSong" w:ascii="Times New Roman" w:hAnsi="Times New Roman"/>
+          <w:b w:val="0"/>
+          <w:i w:val="0"/>
+          <w:iCs/>
+          <w:sz w:val="21"/>
+        </w:rPr>
+        <w:t xml:space="preserve">氢键（虚线），使醇的沸点显著高于同碳数的烷烃。水的氢键网络与醇相似，因此低级醇可与水任意比例混溶（Wikimedia</w:t>
+      </w:r>
+      <w:r>
+        <w:rPr>
+          <w:b w:val="0"/>
+          <w:i w:val="0"/>
+          <w:iCs/>
+          <w:sz w:val="21"/>
+        </w:rPr>
+        <w:t xml:space="preserve"> </w:t>
+      </w:r>
+      <w:r>
+        <w:rPr>
+          <w:rFonts w:hint="eastAsia" w:eastAsia="FangSong" w:ascii="Times New Roman" w:hAnsi="Times New Roman"/>
+          <w:b w:val="0"/>
+          <w:i w:val="0"/>
+          <w:iCs/>
+          <w:sz w:val="21"/>
+        </w:rPr>
+        <w:t xml:space="preserve">Commons）</w:t>
+      </w:r>
+    </w:p>
+    <w:bookmarkEnd w:id="13"/>
+    <w:bookmarkStart w:id="14" w:name="醇的酸性与碱性"/>
     <w:p>
       <w:pPr>
         <w:pStyle w:val="Heading4"/>
@@ -844,12 +1010,6 @@
         <w:pStyle w:val="BlockText"/>
       </w:pPr>
       <w:r>
-        <w:t xml:space="preserve">💡</w:t>
-      </w:r>
-      <w:r>
-        <w:t xml:space="preserve"> </w:t>
-      </w:r>
-      <w:r>
         <w:rPr>
           <w:rFonts w:hint="eastAsia" w:eastAsia="SimSun" w:ascii="Times New Roman" w:hAnsi="Times New Roman"/>
           <w:b/>
@@ -873,8 +1033,8 @@
         <w:t xml:space="preserve">醚合成和消除反应。</w:t>
       </w:r>
     </w:p>
-    <w:bookmarkEnd w:id="11"/>
-    <w:bookmarkStart w:id="12" w:name="醇的制备"/>
+    <w:bookmarkEnd w:id="14"/>
+    <w:bookmarkStart w:id="15" w:name="醇的制备"/>
     <w:p>
       <w:pPr>
         <w:pStyle w:val="Heading4"/>
@@ -911,7 +1071,7 @@
           <w:p>
             <w:pPr>
               <w:pStyle w:val="Compact"/>
-              <w:jc w:val="left"/>
+              <w:jc w:val="center"/>
             </w:pPr>
             <w:r>
               <w:rPr>
@@ -927,7 +1087,7 @@
           <w:p>
             <w:pPr>
               <w:pStyle w:val="Compact"/>
-              <w:jc w:val="left"/>
+              <w:jc w:val="center"/>
             </w:pPr>
             <w:r>
               <w:rPr>
@@ -943,7 +1103,7 @@
           <w:p>
             <w:pPr>
               <w:pStyle w:val="Compact"/>
-              <w:jc w:val="left"/>
+              <w:jc w:val="center"/>
             </w:pPr>
             <w:r>
               <w:rPr>
@@ -959,7 +1119,7 @@
           <w:p>
             <w:pPr>
               <w:pStyle w:val="Compact"/>
-              <w:jc w:val="left"/>
+              <w:jc w:val="center"/>
             </w:pPr>
             <w:r>
               <w:rPr>
@@ -977,7 +1137,7 @@
           <w:p>
             <w:pPr>
               <w:pStyle w:val="Compact"/>
-              <w:jc w:val="left"/>
+              <w:jc w:val="center"/>
             </w:pPr>
             <w:r>
               <w:rPr>
@@ -992,7 +1152,7 @@
           <w:p>
             <w:pPr>
               <w:pStyle w:val="Compact"/>
-              <w:jc w:val="left"/>
+              <w:jc w:val="center"/>
             </w:pPr>
             <w:r>
               <w:rPr>
@@ -1007,7 +1167,7 @@
           <w:p>
             <w:pPr>
               <w:pStyle w:val="Compact"/>
-              <w:jc w:val="left"/>
+              <w:jc w:val="center"/>
             </w:pPr>
             <w:r>
               <w:rPr>
@@ -1034,7 +1194,7 @@
           <w:p>
             <w:pPr>
               <w:pStyle w:val="Compact"/>
-              <w:jc w:val="left"/>
+              <w:jc w:val="center"/>
             </w:pPr>
             <w:r>
               <w:rPr>
@@ -1051,7 +1211,7 @@
           <w:p>
             <w:pPr>
               <w:pStyle w:val="Compact"/>
-              <w:jc w:val="left"/>
+              <w:jc w:val="center"/>
             </w:pPr>
             <w:r>
               <w:rPr>
@@ -1066,7 +1226,7 @@
           <w:p>
             <w:pPr>
               <w:pStyle w:val="Compact"/>
-              <w:jc w:val="left"/>
+              <w:jc w:val="center"/>
             </w:pPr>
             <w:r>
               <w:rPr>
@@ -1081,7 +1241,7 @@
           <w:p>
             <w:pPr>
               <w:pStyle w:val="Compact"/>
-              <w:jc w:val="left"/>
+              <w:jc w:val="center"/>
             </w:pPr>
             <w:r>
               <w:rPr>
@@ -1096,7 +1256,7 @@
           <w:p>
             <w:pPr>
               <w:pStyle w:val="Compact"/>
-              <w:jc w:val="left"/>
+              <w:jc w:val="center"/>
             </w:pPr>
             <w:r>
               <w:rPr>
@@ -1113,7 +1273,7 @@
           <w:p>
             <w:pPr>
               <w:pStyle w:val="Compact"/>
-              <w:jc w:val="left"/>
+              <w:jc w:val="center"/>
             </w:pPr>
             <w:r>
               <w:rPr>
@@ -1128,7 +1288,7 @@
           <w:p>
             <w:pPr>
               <w:pStyle w:val="Compact"/>
-              <w:jc w:val="left"/>
+              <w:jc w:val="center"/>
             </w:pPr>
             <w:r>
               <w:rPr>
@@ -1143,7 +1303,7 @@
           <w:p>
             <w:pPr>
               <w:pStyle w:val="Compact"/>
-              <w:jc w:val="left"/>
+              <w:jc w:val="center"/>
             </w:pPr>
             <w:r>
               <w:rPr>
@@ -1158,7 +1318,7 @@
           <w:p>
             <w:pPr>
               <w:pStyle w:val="Compact"/>
-              <w:jc w:val="left"/>
+              <w:jc w:val="center"/>
             </w:pPr>
             <w:r>
               <w:rPr>
@@ -1175,7 +1335,7 @@
           <w:p>
             <w:pPr>
               <w:pStyle w:val="Compact"/>
-              <w:jc w:val="left"/>
+              <w:jc w:val="center"/>
             </w:pPr>
             <w:r>
               <w:rPr>
@@ -1190,7 +1350,7 @@
           <w:p>
             <w:pPr>
               <w:pStyle w:val="Compact"/>
-              <w:jc w:val="left"/>
+              <w:jc w:val="center"/>
             </w:pPr>
             <w:r>
               <w:rPr>
@@ -1205,7 +1365,7 @@
           <w:p>
             <w:pPr>
               <w:pStyle w:val="Compact"/>
-              <w:jc w:val="left"/>
+              <w:jc w:val="center"/>
             </w:pPr>
             <w:r>
               <w:rPr>
@@ -1220,7 +1380,7 @@
           <w:p>
             <w:pPr>
               <w:pStyle w:val="Compact"/>
-              <w:jc w:val="left"/>
+              <w:jc w:val="center"/>
             </w:pPr>
             <w:r>
               <w:rPr>
@@ -1237,7 +1397,7 @@
           <w:p>
             <w:pPr>
               <w:pStyle w:val="Compact"/>
-              <w:jc w:val="left"/>
+              <w:jc w:val="center"/>
             </w:pPr>
             <w:r>
               <w:rPr>
@@ -1252,7 +1412,7 @@
           <w:p>
             <w:pPr>
               <w:pStyle w:val="Compact"/>
-              <w:jc w:val="left"/>
+              <w:jc w:val="center"/>
             </w:pPr>
             <w:r>
               <w:rPr>
@@ -1267,7 +1427,7 @@
           <w:p>
             <w:pPr>
               <w:pStyle w:val="Compact"/>
-              <w:jc w:val="left"/>
+              <w:jc w:val="center"/>
             </w:pPr>
             <w:r>
               <w:rPr>
@@ -1282,7 +1442,7 @@
           <w:p>
             <w:pPr>
               <w:pStyle w:val="Compact"/>
-              <w:jc w:val="left"/>
+              <w:jc w:val="center"/>
             </w:pPr>
             <w:r>
               <w:rPr>
@@ -1299,12 +1459,6 @@
         <w:pStyle w:val="BlockText"/>
       </w:pPr>
       <w:r>
-        <w:t xml:space="preserve">⚠️</w:t>
-      </w:r>
-      <w:r>
-        <w:t xml:space="preserve"> </w:t>
-      </w:r>
-      <w:r>
         <w:rPr>
           <w:rFonts w:hint="eastAsia" w:eastAsia="SimSun" w:ascii="Times New Roman" w:hAnsi="Times New Roman"/>
           <w:b/>
@@ -1409,8 +1563,8 @@
         <w:t xml:space="preserve">RR’R”COH）</w:t>
       </w:r>
     </w:p>
-    <w:bookmarkEnd w:id="12"/>
-    <w:bookmarkStart w:id="13" w:name="醇的反应"/>
+    <w:bookmarkEnd w:id="15"/>
+    <w:bookmarkStart w:id="16" w:name="醇的反应"/>
     <w:p>
       <w:pPr>
         <w:pStyle w:val="Heading4"/>
@@ -1685,7 +1839,7 @@
           <w:p>
             <w:pPr>
               <w:pStyle w:val="Compact"/>
-              <w:jc w:val="left"/>
+              <w:jc w:val="center"/>
             </w:pPr>
             <w:r>
               <w:rPr>
@@ -1701,7 +1855,7 @@
           <w:p>
             <w:pPr>
               <w:pStyle w:val="Compact"/>
-              <w:jc w:val="left"/>
+              <w:jc w:val="center"/>
             </w:pPr>
             <w:r>
               <w:rPr>
@@ -1717,7 +1871,7 @@
           <w:p>
             <w:pPr>
               <w:pStyle w:val="Compact"/>
-              <w:jc w:val="left"/>
+              <w:jc w:val="center"/>
             </w:pPr>
             <w:r>
               <w:rPr>
@@ -1733,7 +1887,7 @@
           <w:p>
             <w:pPr>
               <w:pStyle w:val="Compact"/>
-              <w:jc w:val="left"/>
+              <w:jc w:val="center"/>
             </w:pPr>
             <w:r>
               <w:rPr>
@@ -1751,7 +1905,7 @@
           <w:p>
             <w:pPr>
               <w:pStyle w:val="Compact"/>
-              <w:jc w:val="left"/>
+              <w:jc w:val="center"/>
             </w:pPr>
             <w:r>
               <w:rPr>
@@ -1766,7 +1920,7 @@
           <w:p>
             <w:pPr>
               <w:pStyle w:val="Compact"/>
-              <w:jc w:val="left"/>
+              <w:jc w:val="center"/>
             </w:pPr>
             <w:r>
               <w:rPr>
@@ -1781,7 +1935,7 @@
           <w:p>
             <w:pPr>
               <w:pStyle w:val="Compact"/>
-              <w:jc w:val="left"/>
+              <w:jc w:val="center"/>
             </w:pPr>
             <w:r>
               <w:rPr>
@@ -1796,7 +1950,7 @@
           <w:p>
             <w:pPr>
               <w:pStyle w:val="Compact"/>
-              <w:jc w:val="left"/>
+              <w:jc w:val="center"/>
             </w:pPr>
             <w:r>
               <w:rPr>
@@ -1813,7 +1967,7 @@
           <w:p>
             <w:pPr>
               <w:pStyle w:val="Compact"/>
-              <w:jc w:val="left"/>
+              <w:jc w:val="center"/>
             </w:pPr>
             <w:r>
               <w:rPr>
@@ -1828,7 +1982,7 @@
           <w:p>
             <w:pPr>
               <w:pStyle w:val="Compact"/>
-              <w:jc w:val="left"/>
+              <w:jc w:val="center"/>
             </w:pPr>
             <w:r>
               <w:rPr>
@@ -1843,7 +1997,7 @@
           <w:p>
             <w:pPr>
               <w:pStyle w:val="Compact"/>
-              <w:jc w:val="left"/>
+              <w:jc w:val="center"/>
             </w:pPr>
             <w:r>
               <w:rPr>
@@ -1858,7 +2012,7 @@
           <w:p>
             <w:pPr>
               <w:pStyle w:val="Compact"/>
-              <w:jc w:val="left"/>
+              <w:jc w:val="center"/>
             </w:pPr>
             <w:r>
               <w:rPr>
@@ -1875,7 +2029,7 @@
           <w:p>
             <w:pPr>
               <w:pStyle w:val="Compact"/>
-              <w:jc w:val="left"/>
+              <w:jc w:val="center"/>
             </w:pPr>
             <w:r>
               <w:rPr>
@@ -1890,7 +2044,7 @@
           <w:p>
             <w:pPr>
               <w:pStyle w:val="Compact"/>
-              <w:jc w:val="left"/>
+              <w:jc w:val="center"/>
             </w:pPr>
             <w:r>
               <w:rPr>
@@ -1905,7 +2059,7 @@
           <w:p>
             <w:pPr>
               <w:pStyle w:val="Compact"/>
-              <w:jc w:val="left"/>
+              <w:jc w:val="center"/>
             </w:pPr>
             <w:r>
               <w:rPr>
@@ -1920,7 +2074,7 @@
           <w:p>
             <w:pPr>
               <w:pStyle w:val="Compact"/>
-              <w:jc w:val="left"/>
+              <w:jc w:val="center"/>
             </w:pPr>
             <w:r>
               <w:rPr>
@@ -1937,7 +2091,7 @@
           <w:p>
             <w:pPr>
               <w:pStyle w:val="Compact"/>
-              <w:jc w:val="left"/>
+              <w:jc w:val="center"/>
             </w:pPr>
             <w:r>
               <w:rPr>
@@ -1952,7 +2106,7 @@
           <w:p>
             <w:pPr>
               <w:pStyle w:val="Compact"/>
-              <w:jc w:val="left"/>
+              <w:jc w:val="center"/>
             </w:pPr>
             <w:r>
               <w:rPr>
@@ -1967,7 +2121,7 @@
           <w:p>
             <w:pPr>
               <w:pStyle w:val="Compact"/>
-              <w:jc w:val="left"/>
+              <w:jc w:val="center"/>
             </w:pPr>
             <w:r>
               <w:rPr>
@@ -1982,7 +2136,7 @@
           <w:p>
             <w:pPr>
               <w:pStyle w:val="Compact"/>
-              <w:jc w:val="left"/>
+              <w:jc w:val="center"/>
             </w:pPr>
             <w:r>
               <w:rPr>
@@ -1999,12 +2153,6 @@
         <w:pStyle w:val="BlockText"/>
       </w:pPr>
       <w:r>
-        <w:t xml:space="preserve">💡</w:t>
-      </w:r>
-      <w:r>
-        <w:t xml:space="preserve"> </w:t>
-      </w:r>
-      <w:r>
         <w:rPr>
           <w:rFonts w:hint="eastAsia" w:eastAsia="SimSun" w:ascii="Times New Roman" w:hAnsi="Times New Roman"/>
           <w:b/>
@@ -2142,12 +2290,6 @@
       <w:pPr>
         <w:pStyle w:val="BlockText"/>
       </w:pPr>
-      <w:r>
-        <w:t xml:space="preserve">⚠️</w:t>
-      </w:r>
-      <w:r>
-        <w:t xml:space="preserve"> </w:t>
-      </w:r>
       <w:r>
         <w:rPr>
           <w:rFonts w:hint="eastAsia" w:eastAsia="SimSun" w:ascii="Times New Roman" w:hAnsi="Times New Roman"/>
@@ -2184,9 +2326,9 @@
         </w:pict>
       </w:r>
     </w:p>
-    <w:bookmarkEnd w:id="13"/>
-    <w:bookmarkEnd w:id="14"/>
-    <w:bookmarkStart w:id="19" w:name="醚与环氧化物"/>
+    <w:bookmarkEnd w:id="16"/>
+    <w:bookmarkEnd w:id="17"/>
+    <w:bookmarkStart w:id="22" w:name="醚与环氧化物"/>
     <w:p>
       <w:pPr>
         <w:pStyle w:val="Heading3"/>
@@ -2201,7 +2343,7 @@
         <w:t xml:space="preserve">醚与环氧化物</w:t>
       </w:r>
     </w:p>
-    <w:bookmarkStart w:id="15" w:name="醚的结构与性质"/>
+    <w:bookmarkStart w:id="18" w:name="醚的结构与性质"/>
     <w:p>
       <w:pPr>
         <w:pStyle w:val="Heading4"/>
@@ -2264,8 +2406,8 @@
         <w:t xml:space="preserve">：沸点比同碳数醇低得多（无分子间氢键），但比烷烃高（有极性）。</w:t>
       </w:r>
     </w:p>
-    <w:bookmarkEnd w:id="15"/>
-    <w:bookmarkStart w:id="16" w:name="醚的制备williamson合成"/>
+    <w:bookmarkEnd w:id="18"/>
+    <w:bookmarkStart w:id="19" w:name="醚的制备williamson合成"/>
     <w:p>
       <w:pPr>
         <w:pStyle w:val="Heading4"/>
@@ -2340,12 +2482,6 @@
         <w:pStyle w:val="BlockText"/>
       </w:pPr>
       <w:r>
-        <w:t xml:space="preserve">⚠️</w:t>
-      </w:r>
-      <w:r>
-        <w:t xml:space="preserve"> </w:t>
-      </w:r>
-      <w:r>
         <w:rPr>
           <w:rFonts w:hint="eastAsia" w:eastAsia="SimSun" w:ascii="Times New Roman" w:hAnsi="Times New Roman"/>
           <w:b/>
@@ -2389,8 +2525,8 @@
         <w:t xml:space="preserve">。</w:t>
       </w:r>
     </w:p>
-    <w:bookmarkEnd w:id="16"/>
-    <w:bookmarkStart w:id="17" w:name="醚键断裂"/>
+    <w:bookmarkEnd w:id="19"/>
+    <w:bookmarkStart w:id="20" w:name="醚键断裂"/>
     <w:p>
       <w:pPr>
         <w:pStyle w:val="Heading4"/>
@@ -2444,12 +2580,6 @@
       <w:pPr>
         <w:pStyle w:val="BlockText"/>
       </w:pPr>
-      <w:r>
-        <w:t xml:space="preserve">💡</w:t>
-      </w:r>
-      <w:r>
-        <w:t xml:space="preserve"> </w:t>
-      </w:r>
       <w:r>
         <w:rPr>
           <w:rFonts w:hint="eastAsia" w:eastAsia="SimSun" w:ascii="Times New Roman" w:hAnsi="Times New Roman"/>
@@ -2465,8 +2595,8 @@
         <w:t xml:space="preserve">：醚键断裂的产物可用来确定醚的结构——用量少的HI/HBr处理，分析生成的碘代烷。</w:t>
       </w:r>
     </w:p>
-    <w:bookmarkEnd w:id="17"/>
-    <w:bookmarkStart w:id="18" w:name="环氧化物-epoxides"/>
+    <w:bookmarkEnd w:id="20"/>
+    <w:bookmarkStart w:id="21" w:name="环氧化物-epoxides"/>
     <w:p>
       <w:pPr>
         <w:pStyle w:val="Heading4"/>
@@ -2562,7 +2692,7 @@
           <w:p>
             <w:pPr>
               <w:pStyle w:val="Compact"/>
-              <w:jc w:val="left"/>
+              <w:jc w:val="center"/>
             </w:pPr>
             <w:r>
               <w:rPr>
@@ -2578,7 +2708,7 @@
           <w:p>
             <w:pPr>
               <w:pStyle w:val="Compact"/>
-              <w:jc w:val="left"/>
+              <w:jc w:val="center"/>
             </w:pPr>
             <w:r>
               <w:rPr>
@@ -2594,7 +2724,7 @@
           <w:p>
             <w:pPr>
               <w:pStyle w:val="Compact"/>
-              <w:jc w:val="left"/>
+              <w:jc w:val="center"/>
             </w:pPr>
             <w:r>
               <w:rPr>
@@ -2610,7 +2740,7 @@
           <w:p>
             <w:pPr>
               <w:pStyle w:val="Compact"/>
-              <w:jc w:val="left"/>
+              <w:jc w:val="center"/>
             </w:pPr>
             <w:r>
               <w:rPr>
@@ -2628,7 +2758,7 @@
           <w:p>
             <w:pPr>
               <w:pStyle w:val="Compact"/>
-              <w:jc w:val="left"/>
+              <w:jc w:val="center"/>
             </w:pPr>
             <w:r>
               <w:rPr>
@@ -2657,7 +2787,7 @@
           <w:p>
             <w:pPr>
               <w:pStyle w:val="Compact"/>
-              <w:jc w:val="left"/>
+              <w:jc w:val="center"/>
             </w:pPr>
             <w:r>
               <w:rPr>
@@ -2698,7 +2828,7 @@
           <w:p>
             <w:pPr>
               <w:pStyle w:val="Compact"/>
-              <w:jc w:val="left"/>
+              <w:jc w:val="center"/>
             </w:pPr>
             <w:r>
               <w:rPr>
@@ -2713,7 +2843,7 @@
           <w:p>
             <w:pPr>
               <w:pStyle w:val="Compact"/>
-              <w:jc w:val="left"/>
+              <w:jc w:val="center"/>
             </w:pPr>
             <w:r>
               <w:rPr>
@@ -2738,7 +2868,7 @@
           <w:p>
             <w:pPr>
               <w:pStyle w:val="Compact"/>
-              <w:jc w:val="left"/>
+              <w:jc w:val="center"/>
             </w:pPr>
             <w:r>
               <w:rPr>
@@ -2767,7 +2897,7 @@
           <w:p>
             <w:pPr>
               <w:pStyle w:val="Compact"/>
-              <w:jc w:val="left"/>
+              <w:jc w:val="center"/>
             </w:pPr>
             <w:r>
               <w:rPr>
@@ -2782,7 +2912,7 @@
           <w:p>
             <w:pPr>
               <w:pStyle w:val="Compact"/>
-              <w:jc w:val="left"/>
+              <w:jc w:val="center"/>
             </w:pPr>
             <w:r>
               <w:rPr>
@@ -2811,7 +2941,7 @@
           <w:p>
             <w:pPr>
               <w:pStyle w:val="Compact"/>
-              <w:jc w:val="left"/>
+              <w:jc w:val="center"/>
             </w:pPr>
             <w:r>
               <w:rPr>
@@ -2835,12 +2965,6 @@
       <w:pPr>
         <w:pStyle w:val="BlockText"/>
       </w:pPr>
-      <w:r>
-        <w:t xml:space="preserve">💡</w:t>
-      </w:r>
-      <w:r>
-        <w:t xml:space="preserve"> </w:t>
-      </w:r>
       <w:r>
         <w:rPr>
           <w:rFonts w:hint="eastAsia" w:eastAsia="SimSun" w:ascii="Times New Roman" w:hAnsi="Times New Roman"/>
@@ -2922,9 +3046,9 @@
         </w:pict>
       </w:r>
     </w:p>
-    <w:bookmarkEnd w:id="18"/>
-    <w:bookmarkEnd w:id="19"/>
-    <w:bookmarkStart w:id="22" w:name="酚-phenols"/>
+    <w:bookmarkEnd w:id="21"/>
+    <w:bookmarkEnd w:id="22"/>
+    <w:bookmarkStart w:id="25" w:name="酚-phenols"/>
     <w:p>
       <w:pPr>
         <w:pStyle w:val="Heading3"/>
@@ -2942,7 +3066,7 @@
         <w:t xml:space="preserve"> (Phenols)</w:t>
       </w:r>
     </w:p>
-    <w:bookmarkStart w:id="20" w:name="结构与酸性"/>
+    <w:bookmarkStart w:id="23" w:name="结构与酸性"/>
     <w:p>
       <w:pPr>
         <w:pStyle w:val="Heading4"/>
@@ -3025,12 +3149,6 @@
         <w:pStyle w:val="BlockText"/>
       </w:pPr>
       <w:r>
-        <w:t xml:space="preserve">⚠️</w:t>
-      </w:r>
-      <w:r>
-        <w:t xml:space="preserve"> </w:t>
-      </w:r>
-      <w:r>
         <w:rPr>
           <w:rFonts w:hint="eastAsia" w:eastAsia="SimSun" w:ascii="Times New Roman" w:hAnsi="Times New Roman"/>
           <w:b/>
@@ -3139,8 +3257,8 @@
         <w:t xml:space="preserve">：2,4,6-三硝基苯酚(pKa=0.38，苦味酸)的酸性接近无机强酸。</w:t>
       </w:r>
     </w:p>
-    <w:bookmarkEnd w:id="20"/>
-    <w:bookmarkStart w:id="21" w:name="酚的反应"/>
+    <w:bookmarkEnd w:id="23"/>
+    <w:bookmarkStart w:id="24" w:name="酚的反应"/>
     <w:p>
       <w:pPr>
         <w:pStyle w:val="Heading4"/>
@@ -3373,9 +3491,9 @@
         </w:pict>
       </w:r>
     </w:p>
-    <w:bookmarkEnd w:id="21"/>
-    <w:bookmarkEnd w:id="22"/>
-    <w:bookmarkStart w:id="26" w:name="胺-amines"/>
+    <w:bookmarkEnd w:id="24"/>
+    <w:bookmarkEnd w:id="25"/>
+    <w:bookmarkStart w:id="29" w:name="胺-amines"/>
     <w:p>
       <w:pPr>
         <w:pStyle w:val="Heading3"/>
@@ -3393,7 +3511,7 @@
         <w:t xml:space="preserve"> (Amines)</w:t>
       </w:r>
     </w:p>
-    <w:bookmarkStart w:id="23" w:name="分类与结构-1"/>
+    <w:bookmarkStart w:id="26" w:name="分类与结构-1"/>
     <w:p>
       <w:pPr>
         <w:pStyle w:val="Heading4"/>
@@ -3449,7 +3567,7 @@
           <w:p>
             <w:pPr>
               <w:pStyle w:val="Compact"/>
-              <w:jc w:val="left"/>
+              <w:jc w:val="center"/>
             </w:pPr>
             <w:r>
               <w:rPr>
@@ -3465,7 +3583,7 @@
           <w:p>
             <w:pPr>
               <w:pStyle w:val="Compact"/>
-              <w:jc w:val="left"/>
+              <w:jc w:val="center"/>
             </w:pPr>
             <w:r>
               <w:rPr>
@@ -3497,7 +3615,7 @@
           <w:p>
             <w:pPr>
               <w:pStyle w:val="Compact"/>
-              <w:jc w:val="left"/>
+              <w:jc w:val="center"/>
             </w:pPr>
             <w:r>
               <w:rPr>
@@ -3515,7 +3633,7 @@
           <w:p>
             <w:pPr>
               <w:pStyle w:val="Compact"/>
-              <w:jc w:val="left"/>
+              <w:jc w:val="center"/>
             </w:pPr>
             <w:r>
               <w:rPr>
@@ -3530,7 +3648,7 @@
           <w:p>
             <w:pPr>
               <w:pStyle w:val="Compact"/>
-              <w:jc w:val="left"/>
+              <w:jc w:val="center"/>
             </w:pPr>
             <w:r>
               <w:rPr>
@@ -3560,7 +3678,7 @@
           <w:p>
             <w:pPr>
               <w:pStyle w:val="Compact"/>
-              <w:jc w:val="left"/>
+              <w:jc w:val="center"/>
             </w:pPr>
             <w:r>
               <w:rPr>
@@ -3577,7 +3695,7 @@
           <w:p>
             <w:pPr>
               <w:pStyle w:val="Compact"/>
-              <w:jc w:val="left"/>
+              <w:jc w:val="center"/>
             </w:pPr>
             <w:r>
               <w:rPr>
@@ -3592,7 +3710,7 @@
           <w:p>
             <w:pPr>
               <w:pStyle w:val="Compact"/>
-              <w:jc w:val="left"/>
+              <w:jc w:val="center"/>
             </w:pPr>
             <w:r>
               <w:rPr>
@@ -3622,7 +3740,7 @@
           <w:p>
             <w:pPr>
               <w:pStyle w:val="Compact"/>
-              <w:jc w:val="left"/>
+              <w:jc w:val="center"/>
             </w:pPr>
             <w:r>
               <w:rPr>
@@ -3639,7 +3757,7 @@
           <w:p>
             <w:pPr>
               <w:pStyle w:val="Compact"/>
-              <w:jc w:val="left"/>
+              <w:jc w:val="center"/>
             </w:pPr>
             <w:r>
               <w:rPr>
@@ -3654,7 +3772,7 @@
           <w:p>
             <w:pPr>
               <w:pStyle w:val="Compact"/>
-              <w:jc w:val="left"/>
+              <w:jc w:val="center"/>
             </w:pPr>
             <w:r>
               <w:rPr>
@@ -3684,7 +3802,7 @@
           <w:p>
             <w:pPr>
               <w:pStyle w:val="Compact"/>
-              <w:jc w:val="left"/>
+              <w:jc w:val="center"/>
             </w:pPr>
             <w:r>
               <w:rPr>
@@ -3701,7 +3819,7 @@
           <w:p>
             <w:pPr>
               <w:pStyle w:val="Compact"/>
-              <w:jc w:val="left"/>
+              <w:jc w:val="center"/>
             </w:pPr>
             <w:r>
               <w:rPr>
@@ -3716,7 +3834,7 @@
           <w:p>
             <w:pPr>
               <w:pStyle w:val="Compact"/>
-              <w:jc w:val="left"/>
+              <w:jc w:val="center"/>
             </w:pPr>
             <w:r>
               <w:rPr>
@@ -3746,7 +3864,7 @@
           <w:p>
             <w:pPr>
               <w:pStyle w:val="Compact"/>
-              <w:jc w:val="left"/>
+              <w:jc w:val="center"/>
             </w:pPr>
             <w:r>
               <w:rPr>
@@ -3899,12 +4017,6 @@
         <w:pStyle w:val="BlockText"/>
       </w:pPr>
       <w:r>
-        <w:t xml:space="preserve">💡</w:t>
-      </w:r>
-      <w:r>
-        <w:t xml:space="preserve"> </w:t>
-      </w:r>
-      <w:r>
         <w:rPr>
           <w:rFonts w:hint="eastAsia" w:eastAsia="SimSun" w:ascii="Times New Roman" w:hAnsi="Times New Roman"/>
           <w:b/>
@@ -3978,8 +4090,8 @@
         <w:t xml:space="preserve">芳胺：给电子基增强碱性，吸电子基减弱碱性</w:t>
       </w:r>
     </w:p>
-    <w:bookmarkEnd w:id="23"/>
-    <w:bookmarkStart w:id="24" w:name="胺的制备"/>
+    <w:bookmarkEnd w:id="26"/>
+    <w:bookmarkStart w:id="27" w:name="胺的制备"/>
     <w:p>
       <w:pPr>
         <w:pStyle w:val="Heading4"/>
@@ -4017,7 +4129,7 @@
           <w:p>
             <w:pPr>
               <w:pStyle w:val="Compact"/>
-              <w:jc w:val="left"/>
+              <w:jc w:val="center"/>
             </w:pPr>
             <w:r>
               <w:rPr>
@@ -4033,7 +4145,7 @@
           <w:p>
             <w:pPr>
               <w:pStyle w:val="Compact"/>
-              <w:jc w:val="left"/>
+              <w:jc w:val="center"/>
             </w:pPr>
             <w:r>
               <w:rPr>
@@ -4049,7 +4161,7 @@
           <w:p>
             <w:pPr>
               <w:pStyle w:val="Compact"/>
-              <w:jc w:val="left"/>
+              <w:jc w:val="center"/>
             </w:pPr>
             <w:r>
               <w:rPr>
@@ -4065,7 +4177,7 @@
           <w:p>
             <w:pPr>
               <w:pStyle w:val="Compact"/>
-              <w:jc w:val="left"/>
+              <w:jc w:val="center"/>
             </w:pPr>
             <w:r>
               <w:rPr>
@@ -4081,7 +4193,7 @@
           <w:p>
             <w:pPr>
               <w:pStyle w:val="Compact"/>
-              <w:jc w:val="left"/>
+              <w:jc w:val="center"/>
             </w:pPr>
             <w:r>
               <w:rPr>
@@ -4099,7 +4211,7 @@
           <w:p>
             <w:pPr>
               <w:pStyle w:val="Compact"/>
-              <w:jc w:val="left"/>
+              <w:jc w:val="center"/>
             </w:pPr>
             <w:r>
               <w:rPr>
@@ -4114,7 +4226,7 @@
           <w:p>
             <w:pPr>
               <w:pStyle w:val="Compact"/>
-              <w:jc w:val="left"/>
+              <w:jc w:val="center"/>
             </w:pPr>
             <w:r>
               <w:rPr>
@@ -4135,7 +4247,7 @@
           <w:p>
             <w:pPr>
               <w:pStyle w:val="Compact"/>
-              <w:jc w:val="left"/>
+              <w:jc w:val="center"/>
             </w:pPr>
             <w:r>
               <w:rPr>
@@ -4150,7 +4262,7 @@
           <w:p>
             <w:pPr>
               <w:pStyle w:val="Compact"/>
-              <w:jc w:val="left"/>
+              <w:jc w:val="center"/>
             </w:pPr>
             <w:r>
               <w:rPr>
@@ -4165,7 +4277,7 @@
           <w:p>
             <w:pPr>
               <w:pStyle w:val="Compact"/>
-              <w:jc w:val="left"/>
+              <w:jc w:val="center"/>
             </w:pPr>
             <w:r>
               <w:rPr>
@@ -4182,7 +4294,7 @@
           <w:p>
             <w:pPr>
               <w:pStyle w:val="Compact"/>
-              <w:jc w:val="left"/>
+              <w:jc w:val="center"/>
             </w:pPr>
             <w:r>
               <w:rPr>
@@ -4197,7 +4309,7 @@
           <w:p>
             <w:pPr>
               <w:pStyle w:val="Compact"/>
-              <w:jc w:val="left"/>
+              <w:jc w:val="center"/>
             </w:pPr>
             <w:r>
               <w:rPr>
@@ -4212,7 +4324,7 @@
           <w:p>
             <w:pPr>
               <w:pStyle w:val="Compact"/>
-              <w:jc w:val="left"/>
+              <w:jc w:val="center"/>
             </w:pPr>
             <w:r>
               <w:rPr>
@@ -4227,7 +4339,7 @@
           <w:p>
             <w:pPr>
               <w:pStyle w:val="Compact"/>
-              <w:jc w:val="left"/>
+              <w:jc w:val="center"/>
             </w:pPr>
             <w:r>
               <w:rPr>
@@ -4242,7 +4354,7 @@
           <w:p>
             <w:pPr>
               <w:pStyle w:val="Compact"/>
-              <w:jc w:val="left"/>
+              <w:jc w:val="center"/>
             </w:pPr>
             <w:r>
               <w:rPr>
@@ -4259,7 +4371,7 @@
           <w:p>
             <w:pPr>
               <w:pStyle w:val="Compact"/>
-              <w:jc w:val="left"/>
+              <w:jc w:val="center"/>
             </w:pPr>
             <w:r>
               <w:rPr>
@@ -4274,7 +4386,7 @@
           <w:p>
             <w:pPr>
               <w:pStyle w:val="Compact"/>
-              <w:jc w:val="left"/>
+              <w:jc w:val="center"/>
             </w:pPr>
             <w:r>
               <w:rPr>
@@ -4289,7 +4401,7 @@
           <w:p>
             <w:pPr>
               <w:pStyle w:val="Compact"/>
-              <w:jc w:val="left"/>
+              <w:jc w:val="center"/>
             </w:pPr>
             <w:r>
               <w:rPr>
@@ -4316,7 +4428,7 @@
           <w:p>
             <w:pPr>
               <w:pStyle w:val="Compact"/>
-              <w:jc w:val="left"/>
+              <w:jc w:val="center"/>
             </w:pPr>
             <w:r>
               <w:rPr>
@@ -4331,7 +4443,7 @@
           <w:p>
             <w:pPr>
               <w:pStyle w:val="Compact"/>
-              <w:jc w:val="left"/>
+              <w:jc w:val="center"/>
             </w:pPr>
             <w:r>
               <w:rPr>
@@ -4348,7 +4460,7 @@
           <w:p>
             <w:pPr>
               <w:pStyle w:val="Compact"/>
-              <w:jc w:val="left"/>
+              <w:jc w:val="center"/>
             </w:pPr>
             <w:r>
               <w:rPr>
@@ -4363,7 +4475,7 @@
           <w:p>
             <w:pPr>
               <w:pStyle w:val="Compact"/>
-              <w:jc w:val="left"/>
+              <w:jc w:val="center"/>
             </w:pPr>
             <w:r>
               <w:rPr>
@@ -4378,7 +4490,7 @@
           <w:p>
             <w:pPr>
               <w:pStyle w:val="Compact"/>
-              <w:jc w:val="left"/>
+              <w:jc w:val="center"/>
             </w:pPr>
             <w:r>
               <w:rPr>
@@ -4393,7 +4505,7 @@
           <w:p>
             <w:pPr>
               <w:pStyle w:val="Compact"/>
-              <w:jc w:val="left"/>
+              <w:jc w:val="center"/>
             </w:pPr>
             <w:r>
               <w:rPr>
@@ -4408,7 +4520,7 @@
           <w:p>
             <w:pPr>
               <w:pStyle w:val="Compact"/>
-              <w:jc w:val="left"/>
+              <w:jc w:val="center"/>
             </w:pPr>
             <w:r>
               <w:rPr>
@@ -4425,7 +4537,7 @@
           <w:p>
             <w:pPr>
               <w:pStyle w:val="Compact"/>
-              <w:jc w:val="left"/>
+              <w:jc w:val="center"/>
             </w:pPr>
             <w:r>
               <w:rPr>
@@ -4440,7 +4552,7 @@
           <w:p>
             <w:pPr>
               <w:pStyle w:val="Compact"/>
-              <w:jc w:val="left"/>
+              <w:jc w:val="center"/>
             </w:pPr>
             <w:r>
               <w:rPr>
@@ -4455,7 +4567,7 @@
           <w:p>
             <w:pPr>
               <w:pStyle w:val="Compact"/>
-              <w:jc w:val="left"/>
+              <w:jc w:val="center"/>
             </w:pPr>
             <w:r>
               <w:rPr>
@@ -4470,7 +4582,7 @@
           <w:p>
             <w:pPr>
               <w:pStyle w:val="Compact"/>
-              <w:jc w:val="left"/>
+              <w:jc w:val="center"/>
             </w:pPr>
             <w:r>
               <w:rPr>
@@ -4485,7 +4597,7 @@
           <w:p>
             <w:pPr>
               <w:pStyle w:val="Compact"/>
-              <w:jc w:val="left"/>
+              <w:jc w:val="center"/>
             </w:pPr>
             <w:r>
               <w:rPr>
@@ -4502,12 +4614,6 @@
         <w:pStyle w:val="BlockText"/>
       </w:pPr>
       <w:r>
-        <w:t xml:space="preserve">💡</w:t>
-      </w:r>
-      <w:r>
-        <w:t xml:space="preserve"> </w:t>
-      </w:r>
-      <w:r>
         <w:rPr>
           <w:rFonts w:hint="eastAsia" w:eastAsia="SimSun" w:ascii="Times New Roman" w:hAnsi="Times New Roman"/>
           <w:b/>
@@ -4522,8 +4628,8 @@
         <w:t xml:space="preserve">是纯化伯胺的经典方法（不产生2°/3°胺副产物）。使用邻苯二甲酰亚胺钾作为NH₃的等价物，SN2反应后肼解或碱水解得到纯伯胺。</w:t>
       </w:r>
     </w:p>
-    <w:bookmarkEnd w:id="24"/>
-    <w:bookmarkStart w:id="25" w:name="胺的反应"/>
+    <w:bookmarkEnd w:id="27"/>
+    <w:bookmarkStart w:id="28" w:name="胺的反应"/>
     <w:p>
       <w:pPr>
         <w:pStyle w:val="Heading4"/>
@@ -4674,12 +4780,6 @@
         <w:pStyle w:val="BlockText"/>
       </w:pPr>
       <w:r>
-        <w:t xml:space="preserve">💡</w:t>
-      </w:r>
-      <w:r>
-        <w:t xml:space="preserve"> </w:t>
-      </w:r>
-      <w:r>
         <w:rPr>
           <w:rFonts w:hint="eastAsia" w:eastAsia="SimSun" w:ascii="Times New Roman" w:hAnsi="Times New Roman"/>
           <w:b/>
@@ -4783,12 +4883,6 @@
       <w:pPr>
         <w:pStyle w:val="BlockText"/>
       </w:pPr>
-      <w:r>
-        <w:t xml:space="preserve">💡</w:t>
-      </w:r>
-      <w:r>
-        <w:t xml:space="preserve"> </w:t>
-      </w:r>
       <w:r>
         <w:rPr>
           <w:rFonts w:hint="eastAsia" w:eastAsia="SimSun" w:ascii="Times New Roman" w:hAnsi="Times New Roman"/>
@@ -4880,7 +4974,7 @@
           <w:p>
             <w:pPr>
               <w:pStyle w:val="Compact"/>
-              <w:jc w:val="left"/>
+              <w:jc w:val="center"/>
             </w:pPr>
             <w:r>
               <w:rPr>
@@ -4896,7 +4990,7 @@
           <w:p>
             <w:pPr>
               <w:pStyle w:val="Compact"/>
-              <w:jc w:val="left"/>
+              <w:jc w:val="center"/>
             </w:pPr>
             <w:r>
               <w:rPr>
@@ -4912,7 +5006,7 @@
           <w:p>
             <w:pPr>
               <w:pStyle w:val="Compact"/>
-              <w:jc w:val="left"/>
+              <w:jc w:val="center"/>
             </w:pPr>
             <w:r>
               <w:rPr>
@@ -4928,7 +5022,7 @@
           <w:p>
             <w:pPr>
               <w:pStyle w:val="Compact"/>
-              <w:jc w:val="left"/>
+              <w:jc w:val="center"/>
             </w:pPr>
             <w:r>
               <w:rPr>
@@ -4946,7 +5040,7 @@
           <w:p>
             <w:pPr>
               <w:pStyle w:val="Compact"/>
-              <w:jc w:val="left"/>
+              <w:jc w:val="center"/>
             </w:pPr>
             <w:r>
               <w:rPr>
@@ -4963,7 +5057,7 @@
           <w:p>
             <w:pPr>
               <w:pStyle w:val="Compact"/>
-              <w:jc w:val="left"/>
+              <w:jc w:val="center"/>
             </w:pPr>
             <w:r>
               <w:rPr>
@@ -4978,7 +5072,7 @@
           <w:p>
             <w:pPr>
               <w:pStyle w:val="Compact"/>
-              <w:jc w:val="left"/>
+              <w:jc w:val="center"/>
             </w:pPr>
             <w:r>
               <w:rPr>
@@ -4993,7 +5087,7 @@
           <w:p>
             <w:pPr>
               <w:pStyle w:val="Compact"/>
-              <w:jc w:val="left"/>
+              <w:jc w:val="center"/>
             </w:pPr>
             <w:r>
               <w:rPr>
@@ -5010,7 +5104,7 @@
           <w:p>
             <w:pPr>
               <w:pStyle w:val="Compact"/>
-              <w:jc w:val="left"/>
+              <w:jc w:val="center"/>
             </w:pPr>
             <w:r>
               <w:rPr>
@@ -5027,7 +5121,7 @@
           <w:p>
             <w:pPr>
               <w:pStyle w:val="Compact"/>
-              <w:jc w:val="left"/>
+              <w:jc w:val="center"/>
             </w:pPr>
             <w:r>
               <w:rPr>
@@ -5042,7 +5136,7 @@
           <w:p>
             <w:pPr>
               <w:pStyle w:val="Compact"/>
-              <w:jc w:val="left"/>
+              <w:jc w:val="center"/>
             </w:pPr>
             <w:r>
               <w:rPr>
@@ -5057,7 +5151,7 @@
           <w:p>
             <w:pPr>
               <w:pStyle w:val="Compact"/>
-              <w:jc w:val="left"/>
+              <w:jc w:val="center"/>
             </w:pPr>
             <w:r>
               <w:rPr>
@@ -5074,7 +5168,7 @@
           <w:p>
             <w:pPr>
               <w:pStyle w:val="Compact"/>
-              <w:jc w:val="left"/>
+              <w:jc w:val="center"/>
             </w:pPr>
             <w:r>
               <w:rPr>
@@ -5091,7 +5185,7 @@
           <w:p>
             <w:pPr>
               <w:pStyle w:val="Compact"/>
-              <w:jc w:val="left"/>
+              <w:jc w:val="center"/>
             </w:pPr>
             <w:r>
               <w:rPr>
@@ -5106,7 +5200,7 @@
           <w:p>
             <w:pPr>
               <w:pStyle w:val="Compact"/>
-              <w:jc w:val="left"/>
+              <w:jc w:val="center"/>
             </w:pPr>
             <w:r>
               <w:rPr>
@@ -5121,7 +5215,7 @@
           <w:p>
             <w:pPr>
               <w:pStyle w:val="Compact"/>
-              <w:jc w:val="left"/>
+              <w:jc w:val="center"/>
             </w:pPr>
             <w:r>
               <w:rPr>
@@ -5138,7 +5232,7 @@
           <w:p>
             <w:pPr>
               <w:pStyle w:val="Compact"/>
-              <w:jc w:val="left"/>
+              <w:jc w:val="center"/>
             </w:pPr>
             <w:r>
               <w:rPr>
@@ -5155,7 +5249,7 @@
           <w:p>
             <w:pPr>
               <w:pStyle w:val="Compact"/>
-              <w:jc w:val="left"/>
+              <w:jc w:val="center"/>
             </w:pPr>
             <w:r>
               <w:rPr>
@@ -5170,7 +5264,7 @@
           <w:p>
             <w:pPr>
               <w:pStyle w:val="Compact"/>
-              <w:jc w:val="left"/>
+              <w:jc w:val="center"/>
             </w:pPr>
             <w:r>
               <w:rPr>
@@ -5185,7 +5279,7 @@
           <w:p>
             <w:pPr>
               <w:pStyle w:val="Compact"/>
-              <w:jc w:val="left"/>
+              <w:jc w:val="center"/>
             </w:pPr>
             <w:r>
               <w:rPr>
@@ -5202,7 +5296,7 @@
           <w:p>
             <w:pPr>
               <w:pStyle w:val="Compact"/>
-              <w:jc w:val="left"/>
+              <w:jc w:val="center"/>
             </w:pPr>
             <w:r>
               <w:rPr>
@@ -5219,7 +5313,7 @@
           <w:p>
             <w:pPr>
               <w:pStyle w:val="Compact"/>
-              <w:jc w:val="left"/>
+              <w:jc w:val="center"/>
             </w:pPr>
             <w:r>
               <w:rPr>
@@ -5234,7 +5328,7 @@
           <w:p>
             <w:pPr>
               <w:pStyle w:val="Compact"/>
-              <w:jc w:val="left"/>
+              <w:jc w:val="center"/>
             </w:pPr>
             <w:r>
               <w:rPr>
@@ -5249,7 +5343,7 @@
           <w:p>
             <w:pPr>
               <w:pStyle w:val="Compact"/>
-              <w:jc w:val="left"/>
+              <w:jc w:val="center"/>
             </w:pPr>
             <w:r>
               <w:rPr>
@@ -5265,12 +5359,6 @@
       <w:pPr>
         <w:pStyle w:val="BlockText"/>
       </w:pPr>
-      <w:r>
-        <w:t xml:space="preserve">⚠️</w:t>
-      </w:r>
-      <w:r>
-        <w:t xml:space="preserve"> </w:t>
-      </w:r>
       <w:r>
         <w:rPr>
           <w:rFonts w:hint="eastAsia" w:eastAsia="SimSun" w:ascii="Times New Roman" w:hAnsi="Times New Roman"/>
@@ -5293,10 +5381,10 @@
         </w:pict>
       </w:r>
     </w:p>
-    <w:bookmarkEnd w:id="25"/>
-    <w:bookmarkEnd w:id="26"/>
-    <w:bookmarkEnd w:id="27"/>
-    <w:bookmarkStart w:id="32" w:name="二规律与方法"/>
+    <w:bookmarkEnd w:id="28"/>
+    <w:bookmarkEnd w:id="29"/>
+    <w:bookmarkEnd w:id="30"/>
+    <w:bookmarkStart w:id="35" w:name="二规律与方法"/>
     <w:p>
       <w:pPr>
         <w:pStyle w:val="Heading2"/>
@@ -5308,7 +5396,7 @@
         <w:t xml:space="preserve">二、规律与方法</w:t>
       </w:r>
     </w:p>
-    <w:bookmarkStart w:id="28" w:name="酸碱性对照表"/>
+    <w:bookmarkStart w:id="31" w:name="酸碱性对照表"/>
     <w:p>
       <w:pPr>
         <w:pStyle w:val="Heading3"/>
@@ -5345,7 +5433,7 @@
           <w:p>
             <w:pPr>
               <w:pStyle w:val="Compact"/>
-              <w:jc w:val="left"/>
+              <w:jc w:val="center"/>
             </w:pPr>
             <w:r>
               <w:rPr>
@@ -5434,7 +5522,7 @@
           <w:p>
             <w:pPr>
               <w:pStyle w:val="Compact"/>
-              <w:jc w:val="left"/>
+              <w:jc w:val="center"/>
             </w:pPr>
             <w:r>
               <w:rPr>
@@ -5511,7 +5599,7 @@
           <w:p>
             <w:pPr>
               <w:pStyle w:val="Compact"/>
-              <w:jc w:val="left"/>
+              <w:jc w:val="center"/>
             </w:pPr>
             <w:r>
               <w:rPr>
@@ -5588,7 +5676,7 @@
           <w:p>
             <w:pPr>
               <w:pStyle w:val="Compact"/>
-              <w:jc w:val="left"/>
+              <w:jc w:val="center"/>
             </w:pPr>
             <w:r>
               <w:rPr>
@@ -5665,7 +5753,7 @@
           <w:p>
             <w:pPr>
               <w:pStyle w:val="Compact"/>
-              <w:jc w:val="left"/>
+              <w:jc w:val="center"/>
             </w:pPr>
             <w:r>
               <w:rPr>
@@ -5742,7 +5830,7 @@
           <w:p>
             <w:pPr>
               <w:pStyle w:val="Compact"/>
-              <w:jc w:val="left"/>
+              <w:jc w:val="center"/>
             </w:pPr>
             <w:r>
               <w:rPr>
@@ -5819,7 +5907,7 @@
           <w:p>
             <w:pPr>
               <w:pStyle w:val="Compact"/>
-              <w:jc w:val="left"/>
+              <w:jc w:val="center"/>
             </w:pPr>
             <w:r>
               <w:rPr>
@@ -5891,8 +5979,8 @@
         </w:tc>
       </w:tr>
     </w:tbl>
-    <w:bookmarkEnd w:id="28"/>
-    <w:bookmarkStart w:id="29" w:name="常见易错点"/>
+    <w:bookmarkEnd w:id="31"/>
+    <w:bookmarkStart w:id="32" w:name="常见易错点"/>
     <w:p>
       <w:pPr>
         <w:pStyle w:val="Heading3"/>
@@ -5911,12 +5999,6 @@
       <w:pPr>
         <w:pStyle w:val="BlockText"/>
       </w:pPr>
-      <w:r>
-        <w:t xml:space="preserve">⚠️</w:t>
-      </w:r>
-      <w:r>
-        <w:t xml:space="preserve"> </w:t>
-      </w:r>
       <w:r>
         <w:rPr>
           <w:rFonts w:hint="eastAsia" w:eastAsia="SimSun" w:ascii="Times New Roman" w:hAnsi="Times New Roman"/>
@@ -5960,12 +6042,6 @@
         <w:pStyle w:val="BlockText"/>
       </w:pPr>
       <w:r>
-        <w:t xml:space="preserve">⚠️</w:t>
-      </w:r>
-      <w:r>
-        <w:t xml:space="preserve"> </w:t>
-      </w:r>
-      <w:r>
         <w:rPr>
           <w:rFonts w:hint="eastAsia" w:eastAsia="SimSun" w:ascii="Times New Roman" w:hAnsi="Times New Roman"/>
           <w:b/>
@@ -5999,12 +6075,6 @@
         <w:pStyle w:val="BlockText"/>
       </w:pPr>
       <w:r>
-        <w:t xml:space="preserve">⚠️</w:t>
-      </w:r>
-      <w:r>
-        <w:t xml:space="preserve"> </w:t>
-      </w:r>
-      <w:r>
         <w:rPr>
           <w:rFonts w:hint="eastAsia" w:eastAsia="SimSun" w:ascii="Times New Roman" w:hAnsi="Times New Roman"/>
           <w:b/>
@@ -6055,12 +6125,6 @@
         <w:pStyle w:val="BlockText"/>
       </w:pPr>
       <w:r>
-        <w:t xml:space="preserve">⚠️</w:t>
-      </w:r>
-      <w:r>
-        <w:t xml:space="preserve"> </w:t>
-      </w:r>
-      <w:r>
         <w:rPr>
           <w:rFonts w:hint="eastAsia" w:eastAsia="SimSun" w:ascii="Times New Roman" w:hAnsi="Times New Roman"/>
           <w:b/>
@@ -6107,8 +6171,8 @@
         <w:t xml:space="preserve">NH₃。差异源于水溶液的溶剂化效应。竞赛可能通过”哪个胺的碱性最强”来考察这一区别。</w:t>
       </w:r>
     </w:p>
-    <w:bookmarkEnd w:id="29"/>
-    <w:bookmarkStart w:id="30" w:name="方法技巧"/>
+    <w:bookmarkEnd w:id="32"/>
+    <w:bookmarkStart w:id="33" w:name="方法技巧"/>
     <w:p>
       <w:pPr>
         <w:pStyle w:val="Heading3"/>
@@ -6127,12 +6191,6 @@
       <w:pPr>
         <w:pStyle w:val="BlockText"/>
       </w:pPr>
-      <w:r>
-        <w:t xml:space="preserve">💡</w:t>
-      </w:r>
-      <w:r>
-        <w:t xml:space="preserve"> </w:t>
-      </w:r>
       <w:r>
         <w:rPr>
           <w:rFonts w:hint="eastAsia" w:eastAsia="SimSun" w:ascii="Times New Roman" w:hAnsi="Times New Roman"/>
@@ -6158,12 +6216,6 @@
       <w:pPr>
         <w:pStyle w:val="BlockText"/>
       </w:pPr>
-      <w:r>
-        <w:t xml:space="preserve">💡</w:t>
-      </w:r>
-      <w:r>
-        <w:t xml:space="preserve"> </w:t>
-      </w:r>
       <w:r>
         <w:rPr>
           <w:rFonts w:hint="eastAsia" w:eastAsia="SimSun" w:ascii="Times New Roman" w:hAnsi="Times New Roman"/>
@@ -6240,8 +6292,8 @@
         </w:pict>
       </w:r>
     </w:p>
-    <w:bookmarkEnd w:id="30"/>
-    <w:bookmarkStart w:id="31" w:name="竞赛深化来自化学竞赛初赛讲义"/>
+    <w:bookmarkEnd w:id="33"/>
+    <w:bookmarkStart w:id="34" w:name="竞赛深化来自化学竞赛初赛讲义"/>
     <w:p>
       <w:pPr>
         <w:pStyle w:val="Heading3"/>
@@ -6577,9 +6629,9 @@
         </w:pict>
       </w:r>
     </w:p>
-    <w:bookmarkEnd w:id="31"/>
-    <w:bookmarkEnd w:id="32"/>
-    <w:bookmarkStart w:id="38" w:name="三典型例题"/>
+    <w:bookmarkEnd w:id="34"/>
+    <w:bookmarkEnd w:id="35"/>
+    <w:bookmarkStart w:id="41" w:name="三典型例题"/>
     <w:p>
       <w:pPr>
         <w:pStyle w:val="Heading2"/>
@@ -6591,7 +6643,7 @@
         <w:t xml:space="preserve">三、典型例题</w:t>
       </w:r>
     </w:p>
-    <w:bookmarkStart w:id="33" w:name="例1-醇的氧化与选择性"/>
+    <w:bookmarkStart w:id="36" w:name="例1-醇的氧化与选择性"/>
     <w:p>
       <w:pPr>
         <w:pStyle w:val="Heading3"/>
@@ -6878,8 +6930,8 @@
         </w:pict>
       </w:r>
     </w:p>
-    <w:bookmarkEnd w:id="33"/>
-    <w:bookmarkStart w:id="34" w:name="例2-williamson醚合成"/>
+    <w:bookmarkEnd w:id="36"/>
+    <w:bookmarkStart w:id="37" w:name="例2-williamson醚合成"/>
     <w:p>
       <w:pPr>
         <w:pStyle w:val="Heading3"/>
@@ -7129,8 +7181,8 @@
         </w:pict>
       </w:r>
     </w:p>
-    <w:bookmarkEnd w:id="34"/>
-    <w:bookmarkStart w:id="35" w:name="例3-酚的酸性比较电子效应综合"/>
+    <w:bookmarkEnd w:id="37"/>
+    <w:bookmarkStart w:id="38" w:name="例3-酚的酸性比较电子效应综合"/>
     <w:p>
       <w:pPr>
         <w:pStyle w:val="Heading3"/>
@@ -7377,8 +7429,8 @@
         </w:pict>
       </w:r>
     </w:p>
-    <w:bookmarkEnd w:id="35"/>
-    <w:bookmarkStart w:id="36" w:name="例4-环氧开环的立体化学"/>
+    <w:bookmarkEnd w:id="38"/>
+    <w:bookmarkStart w:id="39" w:name="例4-环氧开环的立体化学"/>
     <w:p>
       <w:pPr>
         <w:pStyle w:val="Heading3"/>
@@ -7569,8 +7621,8 @@
         </w:pict>
       </w:r>
     </w:p>
-    <w:bookmarkEnd w:id="36"/>
-    <w:bookmarkStart w:id="37" w:name="例5-胺的鉴别与hofmann消除"/>
+    <w:bookmarkEnd w:id="39"/>
+    <w:bookmarkStart w:id="40" w:name="例5-胺的鉴别与hofmann消除"/>
     <w:p>
       <w:pPr>
         <w:pStyle w:val="Heading3"/>
@@ -7974,9 +8026,9 @@
         </w:pict>
       </w:r>
     </w:p>
-    <w:bookmarkEnd w:id="37"/>
-    <w:bookmarkEnd w:id="38"/>
-    <w:bookmarkStart w:id="39" w:name="四拓展与联系"/>
+    <w:bookmarkEnd w:id="40"/>
+    <w:bookmarkEnd w:id="41"/>
+    <w:bookmarkStart w:id="42" w:name="四拓展与联系"/>
     <w:p>
       <w:pPr>
         <w:pStyle w:val="Heading2"/>
@@ -8067,8 +8119,8 @@
         </w:pict>
       </w:r>
     </w:p>
-    <w:bookmarkEnd w:id="39"/>
-    <w:bookmarkStart w:id="40" w:name="五本节总结速查"/>
+    <w:bookmarkEnd w:id="42"/>
+    <w:bookmarkStart w:id="43" w:name="五本节总结速查"/>
     <w:p>
       <w:pPr>
         <w:pStyle w:val="Heading2"/>
@@ -8102,7 +8154,7 @@
           <w:p>
             <w:pPr>
               <w:pStyle w:val="Compact"/>
-              <w:jc w:val="left"/>
+              <w:jc w:val="center"/>
             </w:pPr>
             <w:r>
               <w:rPr>
@@ -8118,7 +8170,7 @@
           <w:p>
             <w:pPr>
               <w:pStyle w:val="Compact"/>
-              <w:jc w:val="left"/>
+              <w:jc w:val="center"/>
             </w:pPr>
             <w:r>
               <w:rPr>
@@ -8134,7 +8186,7 @@
           <w:p>
             <w:pPr>
               <w:pStyle w:val="Compact"/>
-              <w:jc w:val="left"/>
+              <w:jc w:val="center"/>
             </w:pPr>
             <w:r>
               <w:rPr>
@@ -8150,7 +8202,7 @@
           <w:p>
             <w:pPr>
               <w:pStyle w:val="Compact"/>
-              <w:jc w:val="left"/>
+              <w:jc w:val="center"/>
             </w:pPr>
             <w:r>
               <w:rPr>
@@ -8166,7 +8218,7 @@
           <w:p>
             <w:pPr>
               <w:pStyle w:val="Compact"/>
-              <w:jc w:val="left"/>
+              <w:jc w:val="center"/>
             </w:pPr>
             <w:r>
               <w:rPr>
@@ -8184,7 +8236,7 @@
           <w:p>
             <w:pPr>
               <w:pStyle w:val="Compact"/>
-              <w:jc w:val="left"/>
+              <w:jc w:val="center"/>
             </w:pPr>
             <w:r>
               <w:rPr>
@@ -8199,7 +8251,7 @@
           <w:p>
             <w:pPr>
               <w:pStyle w:val="Compact"/>
-              <w:jc w:val="left"/>
+              <w:jc w:val="center"/>
             </w:pPr>
             <w:r>
               <w:rPr>
@@ -8214,7 +8266,7 @@
           <w:p>
             <w:pPr>
               <w:pStyle w:val="Compact"/>
-              <w:jc w:val="left"/>
+              <w:jc w:val="center"/>
             </w:pPr>
             <w:r>
               <w:rPr>
@@ -8229,7 +8281,7 @@
           <w:p>
             <w:pPr>
               <w:pStyle w:val="Compact"/>
-              <w:jc w:val="left"/>
+              <w:jc w:val="center"/>
             </w:pPr>
             <w:r>
               <w:rPr>
@@ -8244,7 +8296,7 @@
           <w:p>
             <w:pPr>
               <w:pStyle w:val="Compact"/>
-              <w:jc w:val="left"/>
+              <w:jc w:val="center"/>
             </w:pPr>
             <w:r>
               <w:rPr>
@@ -8261,7 +8313,7 @@
           <w:p>
             <w:pPr>
               <w:pStyle w:val="Compact"/>
-              <w:jc w:val="left"/>
+              <w:jc w:val="center"/>
             </w:pPr>
             <w:r>
               <w:rPr>
@@ -8276,7 +8328,7 @@
           <w:p>
             <w:pPr>
               <w:pStyle w:val="Compact"/>
-              <w:jc w:val="left"/>
+              <w:jc w:val="center"/>
             </w:pPr>
             <w:r>
               <w:rPr>
@@ -8291,7 +8343,7 @@
           <w:p>
             <w:pPr>
               <w:pStyle w:val="Compact"/>
-              <w:jc w:val="left"/>
+              <w:jc w:val="center"/>
             </w:pPr>
             <w:r>
               <w:rPr>
@@ -8306,7 +8358,7 @@
           <w:p>
             <w:pPr>
               <w:pStyle w:val="Compact"/>
-              <w:jc w:val="left"/>
+              <w:jc w:val="center"/>
             </w:pPr>
             <w:r>
               <w:rPr>
@@ -8321,7 +8373,7 @@
           <w:p>
             <w:pPr>
               <w:pStyle w:val="Compact"/>
-              <w:jc w:val="left"/>
+              <w:jc w:val="center"/>
             </w:pPr>
             <w:r>
               <w:rPr>
@@ -8338,7 +8390,7 @@
           <w:p>
             <w:pPr>
               <w:pStyle w:val="Compact"/>
-              <w:jc w:val="left"/>
+              <w:jc w:val="center"/>
             </w:pPr>
             <w:r>
               <w:rPr>
@@ -8353,7 +8405,7 @@
           <w:p>
             <w:pPr>
               <w:pStyle w:val="Compact"/>
-              <w:jc w:val="left"/>
+              <w:jc w:val="center"/>
             </w:pPr>
             <w:r>
               <w:rPr>
@@ -8368,7 +8420,7 @@
           <w:p>
             <w:pPr>
               <w:pStyle w:val="Compact"/>
-              <w:jc w:val="left"/>
+              <w:jc w:val="center"/>
             </w:pPr>
             <w:r>
               <w:rPr>
@@ -8383,7 +8435,7 @@
           <w:p>
             <w:pPr>
               <w:pStyle w:val="Compact"/>
-              <w:jc w:val="left"/>
+              <w:jc w:val="center"/>
             </w:pPr>
             <w:r>
               <w:rPr>
@@ -8398,7 +8450,7 @@
           <w:p>
             <w:pPr>
               <w:pStyle w:val="Compact"/>
-              <w:jc w:val="left"/>
+              <w:jc w:val="center"/>
             </w:pPr>
             <w:r>
               <w:rPr>
@@ -8415,7 +8467,7 @@
           <w:p>
             <w:pPr>
               <w:pStyle w:val="Compact"/>
-              <w:jc w:val="left"/>
+              <w:jc w:val="center"/>
             </w:pPr>
             <w:r>
               <w:rPr>
@@ -8430,7 +8482,7 @@
           <w:p>
             <w:pPr>
               <w:pStyle w:val="Compact"/>
-              <w:jc w:val="left"/>
+              <w:jc w:val="center"/>
             </w:pPr>
             <w:r>
               <w:rPr>
@@ -8445,7 +8497,7 @@
           <w:p>
             <w:pPr>
               <w:pStyle w:val="Compact"/>
-              <w:jc w:val="left"/>
+              <w:jc w:val="center"/>
             </w:pPr>
             <w:r>
               <w:rPr>
@@ -8460,7 +8512,7 @@
           <w:p>
             <w:pPr>
               <w:pStyle w:val="Compact"/>
-              <w:jc w:val="left"/>
+              <w:jc w:val="center"/>
             </w:pPr>
             <w:r>
               <w:rPr>
@@ -8475,7 +8527,7 @@
           <w:p>
             <w:pPr>
               <w:pStyle w:val="Compact"/>
-              <w:jc w:val="left"/>
+              <w:jc w:val="center"/>
             </w:pPr>
             <w:r>
               <w:rPr>
@@ -8492,7 +8544,7 @@
           <w:p>
             <w:pPr>
               <w:pStyle w:val="Compact"/>
-              <w:jc w:val="left"/>
+              <w:jc w:val="center"/>
             </w:pPr>
             <w:r>
               <w:rPr>
@@ -8507,7 +8559,7 @@
           <w:p>
             <w:pPr>
               <w:pStyle w:val="Compact"/>
-              <w:jc w:val="left"/>
+              <w:jc w:val="center"/>
             </w:pPr>
             <w:r>
               <w:rPr>
@@ -8522,7 +8574,7 @@
           <w:p>
             <w:pPr>
               <w:pStyle w:val="Compact"/>
-              <w:jc w:val="left"/>
+              <w:jc w:val="center"/>
             </w:pPr>
             <w:r>
               <w:rPr>
@@ -8537,7 +8589,7 @@
           <w:p>
             <w:pPr>
               <w:pStyle w:val="Compact"/>
-              <w:jc w:val="left"/>
+              <w:jc w:val="center"/>
             </w:pPr>
             <w:r>
               <w:rPr>
@@ -8552,7 +8604,7 @@
           <w:p>
             <w:pPr>
               <w:pStyle w:val="Compact"/>
-              <w:jc w:val="left"/>
+              <w:jc w:val="center"/>
             </w:pPr>
             <w:r>
               <w:rPr>
@@ -8569,7 +8621,7 @@
           <w:p>
             <w:pPr>
               <w:pStyle w:val="Compact"/>
-              <w:jc w:val="left"/>
+              <w:jc w:val="center"/>
             </w:pPr>
             <w:r>
               <w:rPr>
@@ -8584,7 +8636,7 @@
           <w:p>
             <w:pPr>
               <w:pStyle w:val="Compact"/>
-              <w:jc w:val="left"/>
+              <w:jc w:val="center"/>
             </w:pPr>
             <w:r>
               <w:rPr>
@@ -8599,7 +8651,7 @@
           <w:p>
             <w:pPr>
               <w:pStyle w:val="Compact"/>
-              <w:jc w:val="left"/>
+              <w:jc w:val="center"/>
             </w:pPr>
             <w:r>
               <w:rPr>
@@ -8614,7 +8666,7 @@
           <w:p>
             <w:pPr>
               <w:pStyle w:val="Compact"/>
-              <w:jc w:val="left"/>
+              <w:jc w:val="center"/>
             </w:pPr>
             <w:r>
               <w:rPr>
@@ -8629,7 +8681,7 @@
           <w:p>
             <w:pPr>
               <w:pStyle w:val="Compact"/>
-              <w:jc w:val="left"/>
+              <w:jc w:val="center"/>
             </w:pPr>
             <w:r>
               <w:rPr>
@@ -8646,7 +8698,7 @@
           <w:p>
             <w:pPr>
               <w:pStyle w:val="Compact"/>
-              <w:jc w:val="left"/>
+              <w:jc w:val="center"/>
             </w:pPr>
             <w:r>
               <w:rPr>
@@ -8661,7 +8713,7 @@
           <w:p>
             <w:pPr>
               <w:pStyle w:val="Compact"/>
-              <w:jc w:val="left"/>
+              <w:jc w:val="center"/>
             </w:pPr>
             <w:r>
               <w:rPr>
@@ -8676,7 +8728,7 @@
           <w:p>
             <w:pPr>
               <w:pStyle w:val="Compact"/>
-              <w:jc w:val="left"/>
+              <w:jc w:val="center"/>
             </w:pPr>
             <w:r>
               <w:rPr>
@@ -8691,7 +8743,7 @@
           <w:p>
             <w:pPr>
               <w:pStyle w:val="Compact"/>
-              <w:jc w:val="left"/>
+              <w:jc w:val="center"/>
             </w:pPr>
             <w:r>
               <w:rPr>
@@ -8706,7 +8758,7 @@
           <w:p>
             <w:pPr>
               <w:pStyle w:val="Compact"/>
-              <w:jc w:val="left"/>
+              <w:jc w:val="center"/>
             </w:pPr>
             <w:r>
               <w:rPr>
@@ -8723,7 +8775,7 @@
           <w:p>
             <w:pPr>
               <w:pStyle w:val="Compact"/>
-              <w:jc w:val="left"/>
+              <w:jc w:val="center"/>
             </w:pPr>
             <w:r>
               <w:rPr>
@@ -8738,7 +8790,7 @@
           <w:p>
             <w:pPr>
               <w:pStyle w:val="Compact"/>
-              <w:jc w:val="left"/>
+              <w:jc w:val="center"/>
             </w:pPr>
             <w:r>
               <w:rPr>
@@ -8753,7 +8805,7 @@
           <w:p>
             <w:pPr>
               <w:pStyle w:val="Compact"/>
-              <w:jc w:val="left"/>
+              <w:jc w:val="center"/>
             </w:pPr>
             <w:r>
               <w:rPr>
@@ -8768,7 +8820,7 @@
           <w:p>
             <w:pPr>
               <w:pStyle w:val="Compact"/>
-              <w:jc w:val="left"/>
+              <w:jc w:val="center"/>
             </w:pPr>
             <w:r>
               <w:rPr>
@@ -8783,7 +8835,7 @@
           <w:p>
             <w:pPr>
               <w:pStyle w:val="Compact"/>
-              <w:jc w:val="left"/>
+              <w:jc w:val="center"/>
             </w:pPr>
             <w:r>
               <w:rPr>
@@ -8800,7 +8852,7 @@
           <w:p>
             <w:pPr>
               <w:pStyle w:val="Compact"/>
-              <w:jc w:val="left"/>
+              <w:jc w:val="center"/>
             </w:pPr>
             <w:r>
               <w:rPr>
@@ -8815,7 +8867,7 @@
           <w:p>
             <w:pPr>
               <w:pStyle w:val="Compact"/>
-              <w:jc w:val="left"/>
+              <w:jc w:val="center"/>
             </w:pPr>
             <w:r>
               <w:rPr>
@@ -8830,7 +8882,7 @@
           <w:p>
             <w:pPr>
               <w:pStyle w:val="Compact"/>
-              <w:jc w:val="left"/>
+              <w:jc w:val="center"/>
             </w:pPr>
             <w:r>
               <w:rPr>
@@ -8845,7 +8897,7 @@
           <w:p>
             <w:pPr>
               <w:pStyle w:val="Compact"/>
-              <w:jc w:val="left"/>
+              <w:jc w:val="center"/>
             </w:pPr>
             <w:r>
               <w:rPr>
@@ -8860,7 +8912,7 @@
           <w:p>
             <w:pPr>
               <w:pStyle w:val="Compact"/>
-              <w:jc w:val="left"/>
+              <w:jc w:val="center"/>
             </w:pPr>
             <w:r>
               <w:rPr>
@@ -8877,7 +8929,7 @@
           <w:p>
             <w:pPr>
               <w:pStyle w:val="Compact"/>
-              <w:jc w:val="left"/>
+              <w:jc w:val="center"/>
             </w:pPr>
             <w:r>
               <w:rPr>
@@ -8892,7 +8944,7 @@
           <w:p>
             <w:pPr>
               <w:pStyle w:val="Compact"/>
-              <w:jc w:val="left"/>
+              <w:jc w:val="center"/>
             </w:pPr>
             <w:r>
               <w:rPr>
@@ -8907,7 +8959,7 @@
           <w:p>
             <w:pPr>
               <w:pStyle w:val="Compact"/>
-              <w:jc w:val="left"/>
+              <w:jc w:val="center"/>
             </w:pPr>
             <w:r>
               <w:rPr>
@@ -8922,7 +8974,7 @@
           <w:p>
             <w:pPr>
               <w:pStyle w:val="Compact"/>
-              <w:jc w:val="left"/>
+              <w:jc w:val="center"/>
             </w:pPr>
             <w:r>
               <w:rPr>
@@ -8937,7 +8989,7 @@
           <w:p>
             <w:pPr>
               <w:pStyle w:val="Compact"/>
-              <w:jc w:val="left"/>
+              <w:jc w:val="center"/>
             </w:pPr>
             <w:r>
               <w:rPr>
@@ -8954,7 +9006,7 @@
           <w:p>
             <w:pPr>
               <w:pStyle w:val="Compact"/>
-              <w:jc w:val="left"/>
+              <w:jc w:val="center"/>
             </w:pPr>
             <w:r>
               <w:rPr>
@@ -8969,7 +9021,7 @@
           <w:p>
             <w:pPr>
               <w:pStyle w:val="Compact"/>
-              <w:jc w:val="left"/>
+              <w:jc w:val="center"/>
             </w:pPr>
             <w:r>
               <w:rPr>
@@ -8984,7 +9036,7 @@
           <w:p>
             <w:pPr>
               <w:pStyle w:val="Compact"/>
-              <w:jc w:val="left"/>
+              <w:jc w:val="center"/>
             </w:pPr>
             <w:r>
               <w:rPr>
@@ -8999,7 +9051,7 @@
           <w:p>
             <w:pPr>
               <w:pStyle w:val="Compact"/>
-              <w:jc w:val="left"/>
+              <w:jc w:val="center"/>
             </w:pPr>
             <w:r>
               <w:rPr>
@@ -9014,7 +9066,7 @@
           <w:p>
             <w:pPr>
               <w:pStyle w:val="Compact"/>
-              <w:jc w:val="left"/>
+              <w:jc w:val="center"/>
             </w:pPr>
             <w:r>
               <w:rPr>
@@ -9031,7 +9083,7 @@
           <w:p>
             <w:pPr>
               <w:pStyle w:val="Compact"/>
-              <w:jc w:val="left"/>
+              <w:jc w:val="center"/>
             </w:pPr>
             <w:r>
               <w:rPr>
@@ -9046,7 +9098,7 @@
           <w:p>
             <w:pPr>
               <w:pStyle w:val="Compact"/>
-              <w:jc w:val="left"/>
+              <w:jc w:val="center"/>
             </w:pPr>
             <w:r>
               <w:rPr>
@@ -9061,7 +9113,7 @@
           <w:p>
             <w:pPr>
               <w:pStyle w:val="Compact"/>
-              <w:jc w:val="left"/>
+              <w:jc w:val="center"/>
             </w:pPr>
             <w:r>
               <w:rPr>
@@ -9076,7 +9128,7 @@
           <w:p>
             <w:pPr>
               <w:pStyle w:val="Compact"/>
-              <w:jc w:val="left"/>
+              <w:jc w:val="center"/>
             </w:pPr>
             <w:r>
               <w:rPr>
@@ -9091,7 +9143,7 @@
           <w:p>
             <w:pPr>
               <w:pStyle w:val="Compact"/>
-              <w:jc w:val="left"/>
+              <w:jc w:val="center"/>
             </w:pPr>
             <w:r>
               <w:rPr>
@@ -9110,8 +9162,8 @@
         </w:pict>
       </w:r>
     </w:p>
-    <w:bookmarkEnd w:id="40"/>
-    <w:bookmarkStart w:id="44" w:name="六练习题"/>
+    <w:bookmarkEnd w:id="43"/>
+    <w:bookmarkStart w:id="47" w:name="六练习题"/>
     <w:p>
       <w:pPr>
         <w:pStyle w:val="Heading2"/>
@@ -9123,7 +9175,7 @@
         <w:t xml:space="preserve">六、练习题</w:t>
       </w:r>
     </w:p>
-    <w:bookmarkStart w:id="41" w:name="基础巩固"/>
+    <w:bookmarkStart w:id="44" w:name="基础巩固"/>
     <w:p>
       <w:pPr>
         <w:pStyle w:val="Heading3"/>
@@ -9252,8 +9304,8 @@
         <w:t xml:space="preserve">合成甲基叔丁基醚的试剂组合。</w:t>
       </w:r>
     </w:p>
-    <w:bookmarkEnd w:id="41"/>
-    <w:bookmarkStart w:id="42" w:name="提高训练"/>
+    <w:bookmarkEnd w:id="44"/>
+    <w:bookmarkStart w:id="45" w:name="提高训练"/>
     <w:p>
       <w:pPr>
         <w:pStyle w:val="Heading3"/>
@@ -9436,8 +9488,8 @@
         <w:t xml:space="preserve">反应和重氮化反应设计一套区分正丁胺、二乙胺和三甲胺的方案。</w:t>
       </w:r>
     </w:p>
-    <w:bookmarkEnd w:id="42"/>
-    <w:bookmarkStart w:id="43" w:name="挑战"/>
+    <w:bookmarkEnd w:id="45"/>
+    <w:bookmarkStart w:id="46" w:name="挑战"/>
     <w:p>
       <w:pPr>
         <w:pStyle w:val="Heading3"/>
@@ -9527,9 +9579,9 @@
         <w:t xml:space="preserve">设计一条从苯出发合成对氨基苯甲酸（PABA）的路线，并写出重氮化-偶联的中间步骤。</w:t>
       </w:r>
     </w:p>
-    <w:bookmarkEnd w:id="43"/>
-    <w:bookmarkEnd w:id="44"/>
-    <w:bookmarkEnd w:id="45"/>
+    <w:bookmarkEnd w:id="46"/>
+    <w:bookmarkEnd w:id="47"/>
+    <w:bookmarkEnd w:id="48"/>
     <w:sectPr>
       <w:footerReference w:type="default" r:id="rId9"/>
       <w:footnotePr>

--- a/06-学生侧材料/讲义/2026-06-23-醇醚胺酚.docx
+++ b/06-学生侧材料/讲义/2026-06-23-醇醚胺酚.docx
@@ -1007,8 +1007,15 @@
     </w:p>
     <w:p>
       <w:pPr>
-        <w:pStyle w:val="BlockText"/>
-      </w:pPr>
+        <w:pStyle w:val="FirstParagraph"/>
+      </w:pPr>
+      <w:r>
+        <w:rPr>
+          <w:b/>
+          <w:bCs/>
+        </w:rPr>
+        <w:t xml:space="preserve">💡 </w:t>
+      </w:r>
       <w:r>
         <w:rPr>
           <w:rFonts w:hint="eastAsia" w:eastAsia="SimSun" w:ascii="Times New Roman" w:hAnsi="Times New Roman"/>
@@ -1456,8 +1463,14 @@
     </w:tbl>
     <w:p>
       <w:pPr>
-        <w:pStyle w:val="BlockText"/>
-      </w:pPr>
+        <w:pStyle w:val="BodyText"/>
+      </w:pPr>
+      <w:r>
+        <w:t xml:space="preserve">⚠️</w:t>
+      </w:r>
+      <w:r>
+        <w:t xml:space="preserve"> </w:t>
+      </w:r>
       <w:r>
         <w:rPr>
           <w:rFonts w:hint="eastAsia" w:eastAsia="SimSun" w:ascii="Times New Roman" w:hAnsi="Times New Roman"/>
@@ -2150,8 +2163,15 @@
     </w:tbl>
     <w:p>
       <w:pPr>
-        <w:pStyle w:val="BlockText"/>
-      </w:pPr>
+        <w:pStyle w:val="BodyText"/>
+      </w:pPr>
+      <w:r>
+        <w:rPr>
+          <w:b/>
+          <w:bCs/>
+        </w:rPr>
+        <w:t xml:space="preserve">💡 </w:t>
+      </w:r>
       <w:r>
         <w:rPr>
           <w:rFonts w:hint="eastAsia" w:eastAsia="SimSun" w:ascii="Times New Roman" w:hAnsi="Times New Roman"/>
@@ -2169,35 +2189,121 @@
     </w:p>
     <w:p>
       <w:pPr>
+        <w:pStyle w:val="BodyText"/>
+      </w:pPr>
+      <w:r>
+        <w:rPr>
+          <w:b/>
+          <w:bCs/>
+        </w:rPr>
+        <w:t xml:space="preserve">④ </w:t>
+      </w:r>
+      <w:r>
+        <w:rPr>
+          <w:rFonts w:hint="eastAsia" w:eastAsia="SimSun" w:ascii="Times New Roman" w:hAnsi="Times New Roman"/>
+          <w:b/>
+          <w:bCs/>
+        </w:rPr>
+        <w:t xml:space="preserve">频哪醇重排</w:t>
+      </w:r>
+      <w:r>
+        <w:rPr>
+          <w:b/>
+          <w:bCs/>
+        </w:rPr>
+        <w:t xml:space="preserve"> (Pinacol Rearrangement)</w:t>
+      </w:r>
+      <w:r>
+        <w:t xml:space="preserve"> </w:t>
+      </w:r>
+      <w:r>
+        <w:t xml:space="preserve">⭐⭐⭐⭐</w:t>
+      </w:r>
+    </w:p>
+    <w:p>
+      <w:pPr>
+        <w:pStyle w:val="BodyText"/>
+      </w:pPr>
+      <w:r>
+        <w:rPr>
+          <w:rFonts w:hint="eastAsia" w:eastAsia="SimSun" w:ascii="Times New Roman" w:hAnsi="Times New Roman"/>
+        </w:rPr>
+        <w:t xml:space="preserve">邻二醇在酸催化下脱去一分子水，同时发生烷基迁移生成羰基化合物：</w:t>
+      </w:r>
+    </w:p>
+    <w:p>
+      <w:pPr>
+        <w:pStyle w:val="SourceCode"/>
+      </w:pPr>
+      <w:r>
+        <w:rPr>
+          <w:rStyle w:val="VerbatimChar"/>
+        </w:rPr>
+        <w:t xml:space="preserve">(R)₂C(OH)-C(OH)(R)₂ —H⁺→ (R)₂C(OH)-C⁺(R)₂ </w:t>
+      </w:r>
+      <w:r>
+        <w:rPr>
+          <w:rStyle w:val="VerbatimChar"/>
+          <w:rFonts w:hint="eastAsia" w:eastAsia="SimSun" w:ascii="Times New Roman" w:hAnsi="Times New Roman"/>
+        </w:rPr>
+        <w:t xml:space="preserve">—[R迁移]→</w:t>
+      </w:r>
+      <w:r>
+        <w:rPr>
+          <w:rStyle w:val="VerbatimChar"/>
+        </w:rPr>
+        <w:t xml:space="preserve"> R-C(=O)-C(R)₃</w:t>
+      </w:r>
+    </w:p>
+    <w:p>
+      <w:pPr>
         <w:pStyle w:val="FirstParagraph"/>
       </w:pPr>
       <w:r>
         <w:rPr>
-          <w:b/>
-          <w:bCs/>
-        </w:rPr>
-        <w:t xml:space="preserve">④ </w:t>
-      </w:r>
-      <w:r>
-        <w:rPr>
-          <w:rFonts w:hint="eastAsia" w:eastAsia="SimSun" w:ascii="Times New Roman" w:hAnsi="Times New Roman"/>
-          <w:b/>
-          <w:bCs/>
-        </w:rPr>
-        <w:t xml:space="preserve">频哪醇重排</w:t>
-      </w:r>
-      <w:r>
-        <w:rPr>
-          <w:b/>
-          <w:bCs/>
-        </w:rPr>
-        <w:t xml:space="preserve"> (Pinacol Rearrangement)</w:t>
-      </w:r>
-      <w:r>
-        <w:t xml:space="preserve"> </w:t>
-      </w:r>
-      <w:r>
-        <w:t xml:space="preserve">⭐⭐⭐⭐</w:t>
+          <w:rFonts w:hint="eastAsia" w:eastAsia="SimSun" w:ascii="Times New Roman" w:hAnsi="Times New Roman"/>
+          <w:b/>
+          <w:bCs/>
+        </w:rPr>
+        <w:t xml:space="preserve">关键规律</w:t>
+      </w:r>
+      <w:r>
+        <w:rPr>
+          <w:rFonts w:hint="eastAsia" w:eastAsia="SimSun" w:ascii="Times New Roman" w:hAnsi="Times New Roman"/>
+        </w:rPr>
+        <w:t xml:space="preserve">：迁移能力：芳基</w:t>
+      </w:r>
+      <w:r>
+        <w:t xml:space="preserve"> &gt; </w:t>
+      </w:r>
+      <w:r>
+        <w:rPr>
+          <w:rFonts w:hint="eastAsia" w:eastAsia="SimSun" w:ascii="Times New Roman" w:hAnsi="Times New Roman"/>
+        </w:rPr>
+        <w:t xml:space="preserve">烷基</w:t>
+      </w:r>
+      <w:r>
+        <w:t xml:space="preserve"> &gt; </w:t>
+      </w:r>
+      <w:r>
+        <w:rPr>
+          <w:rFonts w:hint="eastAsia" w:eastAsia="SimSun" w:ascii="Times New Roman" w:hAnsi="Times New Roman"/>
+        </w:rPr>
+        <w:t xml:space="preserve">H；迁移基团与离去基团处于</w:t>
+      </w:r>
+      <w:r>
+        <w:rPr>
+          <w:rFonts w:hint="eastAsia" w:eastAsia="SimSun" w:ascii="Times New Roman" w:hAnsi="Times New Roman"/>
+          <w:b/>
+          <w:bCs/>
+        </w:rPr>
+        <w:t xml:space="preserve">反式共平面</w:t>
+      </w:r>
+      <w:r>
+        <w:rPr>
+          <w:rFonts w:hint="eastAsia" w:eastAsia="SimSun" w:ascii="Times New Roman" w:hAnsi="Times New Roman"/>
+        </w:rPr>
+        <w:t xml:space="preserve">位置。</w:t>
       </w:r>
     </w:p>
     <w:p>
@@ -2205,91 +2311,11 @@
         <w:pStyle w:val="BodyText"/>
       </w:pPr>
       <w:r>
-        <w:rPr>
-          <w:rFonts w:hint="eastAsia" w:eastAsia="SimSun" w:ascii="Times New Roman" w:hAnsi="Times New Roman"/>
-        </w:rPr>
-        <w:t xml:space="preserve">邻二醇在酸催化下脱去一分子水，同时发生烷基迁移生成羰基化合物：</w:t>
-      </w:r>
-    </w:p>
-    <w:p>
-      <w:pPr>
-        <w:pStyle w:val="SourceCode"/>
-      </w:pPr>
-      <w:r>
-        <w:rPr>
-          <w:rStyle w:val="VerbatimChar"/>
-        </w:rPr>
-        <w:t xml:space="preserve">(R)₂C(OH)-C(OH)(R)₂ —H⁺→ (R)₂C(OH)-C⁺(R)₂ </w:t>
-      </w:r>
-      <w:r>
-        <w:rPr>
-          <w:rStyle w:val="VerbatimChar"/>
-          <w:rFonts w:hint="eastAsia" w:eastAsia="SimSun" w:ascii="Times New Roman" w:hAnsi="Times New Roman"/>
-        </w:rPr>
-        <w:t xml:space="preserve">—[R迁移]→</w:t>
-      </w:r>
-      <w:r>
-        <w:rPr>
-          <w:rStyle w:val="VerbatimChar"/>
-        </w:rPr>
-        <w:t xml:space="preserve"> R-C(=O)-C(R)₃</w:t>
-      </w:r>
-    </w:p>
-    <w:p>
-      <w:pPr>
-        <w:pStyle w:val="FirstParagraph"/>
-      </w:pPr>
-      <w:r>
-        <w:rPr>
-          <w:rFonts w:hint="eastAsia" w:eastAsia="SimSun" w:ascii="Times New Roman" w:hAnsi="Times New Roman"/>
-          <w:b/>
-          <w:bCs/>
-        </w:rPr>
-        <w:t xml:space="preserve">关键规律</w:t>
-      </w:r>
-      <w:r>
-        <w:rPr>
-          <w:rFonts w:hint="eastAsia" w:eastAsia="SimSun" w:ascii="Times New Roman" w:hAnsi="Times New Roman"/>
-        </w:rPr>
-        <w:t xml:space="preserve">：迁移能力：芳基</w:t>
-      </w:r>
-      <w:r>
-        <w:t xml:space="preserve"> &gt; </w:t>
-      </w:r>
-      <w:r>
-        <w:rPr>
-          <w:rFonts w:hint="eastAsia" w:eastAsia="SimSun" w:ascii="Times New Roman" w:hAnsi="Times New Roman"/>
-        </w:rPr>
-        <w:t xml:space="preserve">烷基</w:t>
-      </w:r>
-      <w:r>
-        <w:t xml:space="preserve"> &gt; </w:t>
-      </w:r>
-      <w:r>
-        <w:rPr>
-          <w:rFonts w:hint="eastAsia" w:eastAsia="SimSun" w:ascii="Times New Roman" w:hAnsi="Times New Roman"/>
-        </w:rPr>
-        <w:t xml:space="preserve">H；迁移基团与离去基团处于</w:t>
-      </w:r>
-      <w:r>
-        <w:rPr>
-          <w:rFonts w:hint="eastAsia" w:eastAsia="SimSun" w:ascii="Times New Roman" w:hAnsi="Times New Roman"/>
-          <w:b/>
-          <w:bCs/>
-        </w:rPr>
-        <w:t xml:space="preserve">反式共平面</w:t>
-      </w:r>
-      <w:r>
-        <w:rPr>
-          <w:rFonts w:hint="eastAsia" w:eastAsia="SimSun" w:ascii="Times New Roman" w:hAnsi="Times New Roman"/>
-        </w:rPr>
-        <w:t xml:space="preserve">位置。</w:t>
-      </w:r>
-    </w:p>
-    <w:p>
-      <w:pPr>
-        <w:pStyle w:val="BlockText"/>
-      </w:pPr>
+        <w:t xml:space="preserve">⚠️</w:t>
+      </w:r>
+      <w:r>
+        <w:t xml:space="preserve"> </w:t>
+      </w:r>
       <w:r>
         <w:rPr>
           <w:rFonts w:hint="eastAsia" w:eastAsia="SimSun" w:ascii="Times New Roman" w:hAnsi="Times New Roman"/>
@@ -2479,8 +2505,14 @@
     </w:p>
     <w:p>
       <w:pPr>
-        <w:pStyle w:val="BlockText"/>
-      </w:pPr>
+        <w:pStyle w:val="BodyText"/>
+      </w:pPr>
+      <w:r>
+        <w:t xml:space="preserve">⚠️</w:t>
+      </w:r>
+      <w:r>
+        <w:t xml:space="preserve"> </w:t>
+      </w:r>
       <w:r>
         <w:rPr>
           <w:rFonts w:hint="eastAsia" w:eastAsia="SimSun" w:ascii="Times New Roman" w:hAnsi="Times New Roman"/>
@@ -2578,8 +2610,15 @@
     </w:p>
     <w:p>
       <w:pPr>
-        <w:pStyle w:val="BlockText"/>
-      </w:pPr>
+        <w:pStyle w:val="BodyText"/>
+      </w:pPr>
+      <w:r>
+        <w:rPr>
+          <w:b/>
+          <w:bCs/>
+        </w:rPr>
+        <w:t xml:space="preserve">💡 </w:t>
+      </w:r>
       <w:r>
         <w:rPr>
           <w:rFonts w:hint="eastAsia" w:eastAsia="SimSun" w:ascii="Times New Roman" w:hAnsi="Times New Roman"/>
@@ -2963,8 +3002,15 @@
     </w:tbl>
     <w:p>
       <w:pPr>
-        <w:pStyle w:val="BlockText"/>
-      </w:pPr>
+        <w:pStyle w:val="BodyText"/>
+      </w:pPr>
+      <w:r>
+        <w:rPr>
+          <w:b/>
+          <w:bCs/>
+        </w:rPr>
+        <w:t xml:space="preserve">💡 </w:t>
+      </w:r>
       <w:r>
         <w:rPr>
           <w:rFonts w:hint="eastAsia" w:eastAsia="SimSun" w:ascii="Times New Roman" w:hAnsi="Times New Roman"/>
@@ -2991,7 +3037,7 @@
     </w:p>
     <w:p>
       <w:pPr>
-        <w:pStyle w:val="FirstParagraph"/>
+        <w:pStyle w:val="BodyText"/>
       </w:pPr>
       <w:r>
         <w:rPr>
@@ -3146,8 +3192,14 @@
     </w:p>
     <w:p>
       <w:pPr>
-        <w:pStyle w:val="BlockText"/>
-      </w:pPr>
+        <w:pStyle w:val="BodyText"/>
+      </w:pPr>
+      <w:r>
+        <w:t xml:space="preserve">⚠️</w:t>
+      </w:r>
+      <w:r>
+        <w:t xml:space="preserve"> </w:t>
+      </w:r>
       <w:r>
         <w:rPr>
           <w:rFonts w:hint="eastAsia" w:eastAsia="SimSun" w:ascii="Times New Roman" w:hAnsi="Times New Roman"/>
@@ -3179,7 +3231,7 @@
     </w:p>
     <w:p>
       <w:pPr>
-        <w:pStyle w:val="FirstParagraph"/>
+        <w:pStyle w:val="BodyText"/>
       </w:pPr>
       <w:r>
         <w:rPr>
@@ -4014,8 +4066,15 @@
     </w:p>
     <w:p>
       <w:pPr>
-        <w:pStyle w:val="BlockText"/>
-      </w:pPr>
+        <w:pStyle w:val="BodyText"/>
+      </w:pPr>
+      <w:r>
+        <w:rPr>
+          <w:b/>
+          <w:bCs/>
+        </w:rPr>
+        <w:t xml:space="preserve">💡 </w:t>
+      </w:r>
       <w:r>
         <w:rPr>
           <w:rFonts w:hint="eastAsia" w:eastAsia="SimSun" w:ascii="Times New Roman" w:hAnsi="Times New Roman"/>
@@ -4611,8 +4670,15 @@
     </w:tbl>
     <w:p>
       <w:pPr>
-        <w:pStyle w:val="BlockText"/>
-      </w:pPr>
+        <w:pStyle w:val="BodyText"/>
+      </w:pPr>
+      <w:r>
+        <w:rPr>
+          <w:b/>
+          <w:bCs/>
+        </w:rPr>
+        <w:t xml:space="preserve">💡 </w:t>
+      </w:r>
       <w:r>
         <w:rPr>
           <w:rFonts w:hint="eastAsia" w:eastAsia="SimSun" w:ascii="Times New Roman" w:hAnsi="Times New Roman"/>
@@ -4777,8 +4843,15 @@
     </w:p>
     <w:p>
       <w:pPr>
-        <w:pStyle w:val="BlockText"/>
-      </w:pPr>
+        <w:pStyle w:val="BodyText"/>
+      </w:pPr>
+      <w:r>
+        <w:rPr>
+          <w:b/>
+          <w:bCs/>
+        </w:rPr>
+        <w:t xml:space="preserve">💡 </w:t>
+      </w:r>
       <w:r>
         <w:rPr>
           <w:rFonts w:hint="eastAsia" w:eastAsia="SimSun" w:ascii="Times New Roman" w:hAnsi="Times New Roman"/>
@@ -4796,7 +4869,7 @@
     </w:p>
     <w:p>
       <w:pPr>
-        <w:pStyle w:val="FirstParagraph"/>
+        <w:pStyle w:val="BodyText"/>
       </w:pPr>
       <w:r>
         <w:rPr>
@@ -4881,8 +4954,15 @@
     </w:p>
     <w:p>
       <w:pPr>
-        <w:pStyle w:val="BlockText"/>
-      </w:pPr>
+        <w:pStyle w:val="BodyText"/>
+      </w:pPr>
+      <w:r>
+        <w:rPr>
+          <w:b/>
+          <w:bCs/>
+        </w:rPr>
+        <w:t xml:space="preserve">💡 </w:t>
+      </w:r>
       <w:r>
         <w:rPr>
           <w:rFonts w:hint="eastAsia" w:eastAsia="SimSun" w:ascii="Times New Roman" w:hAnsi="Times New Roman"/>
@@ -4900,7 +4980,7 @@
     </w:p>
     <w:p>
       <w:pPr>
-        <w:pStyle w:val="FirstParagraph"/>
+        <w:pStyle w:val="BodyText"/>
       </w:pPr>
       <w:r>
         <w:rPr>
@@ -5357,8 +5437,14 @@
     </w:tbl>
     <w:p>
       <w:pPr>
-        <w:pStyle w:val="BlockText"/>
-      </w:pPr>
+        <w:pStyle w:val="BodyText"/>
+      </w:pPr>
+      <w:r>
+        <w:t xml:space="preserve">⚠️</w:t>
+      </w:r>
+      <w:r>
+        <w:t xml:space="preserve"> </w:t>
+      </w:r>
       <w:r>
         <w:rPr>
           <w:rFonts w:hint="eastAsia" w:eastAsia="SimSun" w:ascii="Times New Roman" w:hAnsi="Times New Roman"/>
@@ -5997,8 +6083,14 @@
     </w:p>
     <w:p>
       <w:pPr>
-        <w:pStyle w:val="BlockText"/>
-      </w:pPr>
+        <w:pStyle w:val="FirstParagraph"/>
+      </w:pPr>
+      <w:r>
+        <w:t xml:space="preserve">⚠️</w:t>
+      </w:r>
+      <w:r>
+        <w:t xml:space="preserve"> </w:t>
+      </w:r>
       <w:r>
         <w:rPr>
           <w:rFonts w:hint="eastAsia" w:eastAsia="SimSun" w:ascii="Times New Roman" w:hAnsi="Times New Roman"/>
@@ -6039,8 +6131,14 @@
     </w:p>
     <w:p>
       <w:pPr>
-        <w:pStyle w:val="BlockText"/>
-      </w:pPr>
+        <w:pStyle w:val="BodyText"/>
+      </w:pPr>
+      <w:r>
+        <w:t xml:space="preserve">⚠️</w:t>
+      </w:r>
+      <w:r>
+        <w:t xml:space="preserve"> </w:t>
+      </w:r>
       <w:r>
         <w:rPr>
           <w:rFonts w:hint="eastAsia" w:eastAsia="SimSun" w:ascii="Times New Roman" w:hAnsi="Times New Roman"/>
@@ -6072,8 +6170,14 @@
     </w:p>
     <w:p>
       <w:pPr>
-        <w:pStyle w:val="BlockText"/>
-      </w:pPr>
+        <w:pStyle w:val="BodyText"/>
+      </w:pPr>
+      <w:r>
+        <w:t xml:space="preserve">⚠️</w:t>
+      </w:r>
+      <w:r>
+        <w:t xml:space="preserve"> </w:t>
+      </w:r>
       <w:r>
         <w:rPr>
           <w:rFonts w:hint="eastAsia" w:eastAsia="SimSun" w:ascii="Times New Roman" w:hAnsi="Times New Roman"/>
@@ -6122,8 +6226,14 @@
     </w:p>
     <w:p>
       <w:pPr>
-        <w:pStyle w:val="BlockText"/>
-      </w:pPr>
+        <w:pStyle w:val="BodyText"/>
+      </w:pPr>
+      <w:r>
+        <w:t xml:space="preserve">⚠️</w:t>
+      </w:r>
+      <w:r>
+        <w:t xml:space="preserve"> </w:t>
+      </w:r>
       <w:r>
         <w:rPr>
           <w:rFonts w:hint="eastAsia" w:eastAsia="SimSun" w:ascii="Times New Roman" w:hAnsi="Times New Roman"/>
@@ -6189,8 +6299,15 @@
     </w:p>
     <w:p>
       <w:pPr>
-        <w:pStyle w:val="BlockText"/>
-      </w:pPr>
+        <w:pStyle w:val="FirstParagraph"/>
+      </w:pPr>
+      <w:r>
+        <w:rPr>
+          <w:b/>
+          <w:bCs/>
+        </w:rPr>
+        <w:t xml:space="preserve">💡 </w:t>
+      </w:r>
       <w:r>
         <w:rPr>
           <w:rFonts w:hint="eastAsia" w:eastAsia="SimSun" w:ascii="Times New Roman" w:hAnsi="Times New Roman"/>
@@ -6214,8 +6331,15 @@
     </w:p>
     <w:p>
       <w:pPr>
-        <w:pStyle w:val="BlockText"/>
-      </w:pPr>
+        <w:pStyle w:val="BodyText"/>
+      </w:pPr>
+      <w:r>
+        <w:rPr>
+          <w:b/>
+          <w:bCs/>
+        </w:rPr>
+        <w:t xml:space="preserve">💡 </w:t>
+      </w:r>
       <w:r>
         <w:rPr>
           <w:rFonts w:hint="eastAsia" w:eastAsia="SimSun" w:ascii="Times New Roman" w:hAnsi="Times New Roman"/>
